--- a/lessons/2-6/downloads/2-6-notes-teacher.docx
+++ b/lessons/2-6/downloads/2-6-notes-teacher.docx
@@ -2925,7 +2925,7 @@
           <w:sz w:val="20"/>
           <w:szCs w:val="20"/>
         </w:rPr>
-        <w:t xml:space="preserve">A)  78</w:t>
+        <w:t xml:space="preserve">A)  68</w:t>
       </w:r>
     </w:p>
     <w:p>
@@ -2938,7 +2938,7 @@
           <w:sz w:val="20"/>
           <w:szCs w:val="20"/>
         </w:rPr>
-        <w:t xml:space="preserve">B)  87</w:t>
+        <w:t xml:space="preserve">B)  76</w:t>
       </w:r>
     </w:p>
     <w:p>
@@ -2951,7 +2951,7 @@
           <w:sz w:val="20"/>
           <w:szCs w:val="20"/>
         </w:rPr>
-        <w:t xml:space="preserve">C)  68</w:t>
+        <w:t xml:space="preserve">C)  78</w:t>
       </w:r>
     </w:p>
     <w:p>
@@ -2964,7 +2964,7 @@
           <w:sz w:val="20"/>
           <w:szCs w:val="20"/>
         </w:rPr>
-        <w:t xml:space="preserve">D)  76</w:t>
+        <w:t xml:space="preserve">D)  87</w:t>
       </w:r>
     </w:p>
     <w:p>
@@ -3032,7 +3032,7 @@
           <w:sz w:val="21"/>
           <w:szCs w:val="21"/>
         </w:rPr>
-        <w:t xml:space="preserve">A. 78</w:t>
+        <w:t xml:space="preserve">C. 78</w:t>
       </w:r>
     </w:p>
     <w:p>
@@ -3115,7 +3115,7 @@
           <w:sz w:val="20"/>
           <w:szCs w:val="20"/>
         </w:rPr>
-        <w:t xml:space="preserve">A)  497</w:t>
+        <w:t xml:space="preserve">A)  487</w:t>
       </w:r>
     </w:p>
     <w:p>
@@ -3128,7 +3128,7 @@
           <w:sz w:val="20"/>
           <w:szCs w:val="20"/>
         </w:rPr>
-        <w:t xml:space="preserve">B)  487</w:t>
+        <w:t xml:space="preserve">B)  496</w:t>
       </w:r>
     </w:p>
     <w:p>
@@ -3141,7 +3141,7 @@
           <w:sz w:val="20"/>
           <w:szCs w:val="20"/>
         </w:rPr>
-        <w:t xml:space="preserve">C)  507</w:t>
+        <w:t xml:space="preserve">C)  497</w:t>
       </w:r>
     </w:p>
     <w:p>
@@ -3154,7 +3154,7 @@
           <w:sz w:val="20"/>
           <w:szCs w:val="20"/>
         </w:rPr>
-        <w:t xml:space="preserve">D)  496</w:t>
+        <w:t xml:space="preserve">D)  507</w:t>
       </w:r>
     </w:p>
     <w:p>
@@ -3965,7 +3965,7 @@
           <w:sz w:val="20"/>
           <w:szCs w:val="20"/>
         </w:rPr>
-        <w:t xml:space="preserve">A)  84</w:t>
+        <w:t xml:space="preserve">A)  83</w:t>
       </w:r>
     </w:p>
     <w:p>
@@ -3978,7 +3978,7 @@
           <w:sz w:val="20"/>
           <w:szCs w:val="20"/>
         </w:rPr>
-        <w:t xml:space="preserve">B)  83</w:t>
+        <w:t xml:space="preserve">B)  84</w:t>
       </w:r>
     </w:p>
     <w:p>
@@ -3991,7 +3991,7 @@
           <w:sz w:val="20"/>
           <w:szCs w:val="20"/>
         </w:rPr>
-        <w:t xml:space="preserve">C)  94</w:t>
+        <w:t xml:space="preserve">C)  86</w:t>
       </w:r>
     </w:p>
     <w:p>
@@ -4004,7 +4004,7 @@
           <w:sz w:val="20"/>
           <w:szCs w:val="20"/>
         </w:rPr>
-        <w:t xml:space="preserve">D)  86</w:t>
+        <w:t xml:space="preserve">D)  94</w:t>
       </w:r>
     </w:p>
     <w:p>
@@ -4095,7 +4095,7 @@
           <w:sz w:val="20"/>
           <w:szCs w:val="20"/>
         </w:rPr>
-        <w:t xml:space="preserve">A)  125</w:t>
+        <w:t xml:space="preserve">A)  115</w:t>
       </w:r>
     </w:p>
     <w:p>
@@ -4108,7 +4108,7 @@
           <w:sz w:val="20"/>
           <w:szCs w:val="20"/>
         </w:rPr>
-        <w:t xml:space="preserve">B)  115</w:t>
+        <w:t xml:space="preserve">B)  124</w:t>
       </w:r>
     </w:p>
     <w:p>
@@ -4121,7 +4121,7 @@
           <w:sz w:val="20"/>
           <w:szCs w:val="20"/>
         </w:rPr>
-        <w:t xml:space="preserve">C)  135</w:t>
+        <w:t xml:space="preserve">C)  125</w:t>
       </w:r>
     </w:p>
     <w:p>
@@ -4134,7 +4134,7 @@
           <w:sz w:val="20"/>
           <w:szCs w:val="20"/>
         </w:rPr>
-        <w:t xml:space="preserve">D)  124</w:t>
+        <w:t xml:space="preserve">D)  135</w:t>
       </w:r>
     </w:p>
     <w:p>
@@ -4251,7 +4251,7 @@
           <w:sz w:val="20"/>
           <w:szCs w:val="20"/>
         </w:rPr>
-        <w:t xml:space="preserve">A)  156 boxes</w:t>
+        <w:t xml:space="preserve">A)  146 boxes</w:t>
       </w:r>
     </w:p>
     <w:p>
@@ -4264,7 +4264,7 @@
           <w:sz w:val="20"/>
           <w:szCs w:val="20"/>
         </w:rPr>
-        <w:t xml:space="preserve">B)  146 boxes</w:t>
+        <w:t xml:space="preserve">B)  155 boxes</w:t>
       </w:r>
     </w:p>
     <w:p>
@@ -4277,7 +4277,7 @@
           <w:sz w:val="20"/>
           <w:szCs w:val="20"/>
         </w:rPr>
-        <w:t xml:space="preserve">C)  166 boxes</w:t>
+        <w:t xml:space="preserve">C)  156 boxes</w:t>
       </w:r>
     </w:p>
     <w:p>
@@ -4290,7 +4290,7 @@
           <w:sz w:val="20"/>
           <w:szCs w:val="20"/>
         </w:rPr>
-        <w:t xml:space="preserve">D)  155 boxes</w:t>
+        <w:t xml:space="preserve">D)  166 boxes</w:t>
       </w:r>
     </w:p>
     <w:p>
@@ -4414,7 +4414,7 @@
           <w:sz w:val="21"/>
           <w:szCs w:val="21"/>
         </w:rPr>
-        <w:t xml:space="preserve">A)  147</w:t>
+        <w:t xml:space="preserve">A)  137</w:t>
       </w:r>
     </w:p>
     <w:p>
@@ -4427,7 +4427,7 @@
           <w:sz w:val="21"/>
           <w:szCs w:val="21"/>
         </w:rPr>
-        <w:t xml:space="preserve">B)  137</w:t>
+        <w:t xml:space="preserve">B)  146</w:t>
       </w:r>
     </w:p>
     <w:p>
@@ -4440,7 +4440,7 @@
           <w:sz w:val="21"/>
           <w:szCs w:val="21"/>
         </w:rPr>
-        <w:t xml:space="preserve">C)  157</w:t>
+        <w:t xml:space="preserve">C)  147</w:t>
       </w:r>
     </w:p>
     <w:p>
@@ -4453,7 +4453,7 @@
           <w:sz w:val="21"/>
           <w:szCs w:val="21"/>
         </w:rPr>
-        <w:t xml:space="preserve">D)  146</w:t>
+        <w:t xml:space="preserve">D)  157</w:t>
       </w:r>
     </w:p>
     <w:p>
@@ -4719,7 +4719,7 @@
           <w:sz w:val="21"/>
           <w:szCs w:val="21"/>
         </w:rPr>
-        <w:t xml:space="preserve">A. 78</w:t>
+        <w:t xml:space="preserve">C. 78</w:t>
       </w:r>
     </w:p>
     <w:p>
@@ -4740,7 +4740,7 @@
           <w:sz w:val="21"/>
           <w:szCs w:val="21"/>
         </w:rPr>
-        <w:t xml:space="preserve">A. 497</w:t>
+        <w:t xml:space="preserve">C. 497</w:t>
       </w:r>
     </w:p>
     <w:p>
@@ -4818,7 +4818,7 @@
           <w:sz w:val="21"/>
           <w:szCs w:val="21"/>
         </w:rPr>
-        <w:t xml:space="preserve">A)  84</w:t>
+        <w:t xml:space="preserve">B)  84</w:t>
       </w:r>
       <w:r>
         <w:rPr>
@@ -4849,7 +4849,7 @@
           <w:sz w:val="21"/>
           <w:szCs w:val="21"/>
         </w:rPr>
-        <w:t xml:space="preserve">A)  125</w:t>
+        <w:t xml:space="preserve">C)  125</w:t>
       </w:r>
       <w:r>
         <w:rPr>
@@ -4896,7 +4896,7 @@
           <w:sz w:val="21"/>
           <w:szCs w:val="21"/>
         </w:rPr>
-        <w:t xml:space="preserve">A)  156 boxes</w:t>
+        <w:t xml:space="preserve">C)  156 boxes</w:t>
       </w:r>
       <w:r>
         <w:rPr>
@@ -4934,7 +4934,7 @@
           <w:sz w:val="21"/>
           <w:szCs w:val="21"/>
         </w:rPr>
-        <w:t xml:space="preserve">A)  147</w:t>
+        <w:t xml:space="preserve">C)  147</w:t>
       </w:r>
       <w:r>
         <w:rPr>

--- a/lessons/2-6/downloads/2-6-notes-teacher.docx
+++ b/lessons/2-6/downloads/2-6-notes-teacher.docx
@@ -249,25 +249,141 @@
           <w:sz w:val="19"/>
           <w:szCs w:val="19"/>
         </w:rPr>
-        <w:t xml:space="preserve">Look at the picture, read the word, then read what it means.</w:t>
+        <w:t xml:space="preserve">Review each concept term, definition, non-example, and visual clue.</w:t>
       </w:r>
     </w:p>
     <w:tbl>
       <w:tblPr>
-        <w:tblW w:type="pct" w:w="100%"/>
+        <w:tblW w:type="dxa" w:w="9360"/>
         <w:tblBorders>
-          <w:top w:val="none" w:color="FFFFFF" w:sz="0"/>
-          <w:left w:val="none" w:color="FFFFFF" w:sz="0"/>
-          <w:bottom w:val="single" w:color="C7D2DD" w:sz="4"/>
-          <w:right w:val="none" w:color="FFFFFF" w:sz="0"/>
-          <w:insideH w:val="none" w:color="FFFFFF" w:sz="0"/>
-          <w:insideV w:val="none" w:color="FFFFFF" w:sz="0"/>
+          <w:top w:val="single" w:color="C7D2DD" w:sz="6"/>
+          <w:left w:val="single" w:color="C7D2DD" w:sz="6"/>
+          <w:bottom w:val="single" w:color="C7D2DD" w:sz="6"/>
+          <w:right w:val="single" w:color="C7D2DD" w:sz="6"/>
+          <w:insideH w:val="single" w:color="C7D2DD" w:sz="6"/>
+          <w:insideV w:val="single" w:color="C7D2DD" w:sz="6"/>
         </w:tblBorders>
       </w:tblPr>
       <w:tblGrid>
         <w:gridCol w:w="1800"/>
-        <w:gridCol w:w="7560"/>
+        <w:gridCol w:w="3160"/>
+        <w:gridCol w:w="2200"/>
+        <w:gridCol w:w="2200"/>
       </w:tblGrid>
+      <w:tr>
+        <w:trPr>
+          <w:cantSplit/>
+          <w:tblHeader/>
+        </w:trPr>
+        <w:tc>
+          <w:tcPr>
+            <w:tcW w:type="dxa" w:w="1800"/>
+            <w:shd w:fill="EEF4F8" w:color="auto" w:val="clear"/>
+            <w:tcMar>
+              <w:top w:type="dxa" w:w="80"/>
+              <w:left w:type="dxa" w:w="100"/>
+              <w:bottom w:type="dxa" w:w="80"/>
+              <w:right w:type="dxa" w:w="100"/>
+            </w:tcMar>
+          </w:tcPr>
+          <w:p>
+            <w:pPr>
+              <w:spacing w:after="0"/>
+            </w:pPr>
+            <w:r>
+              <w:rPr>
+                <w:b/>
+                <w:bCs/>
+                <w:color w:val="12355B"/>
+                <w:sz w:val="19"/>
+                <w:szCs w:val="19"/>
+              </w:rPr>
+              <w:t xml:space="preserve">Concept Term</w:t>
+            </w:r>
+          </w:p>
+        </w:tc>
+        <w:tc>
+          <w:tcPr>
+            <w:tcW w:type="dxa" w:w="3160"/>
+            <w:shd w:fill="EEF4F8" w:color="auto" w:val="clear"/>
+            <w:tcMar>
+              <w:top w:type="dxa" w:w="80"/>
+              <w:left w:type="dxa" w:w="100"/>
+              <w:bottom w:type="dxa" w:w="80"/>
+              <w:right w:type="dxa" w:w="100"/>
+            </w:tcMar>
+          </w:tcPr>
+          <w:p>
+            <w:pPr>
+              <w:spacing w:after="0"/>
+            </w:pPr>
+            <w:r>
+              <w:rPr>
+                <w:b/>
+                <w:bCs/>
+                <w:color w:val="12355B"/>
+                <w:sz w:val="19"/>
+                <w:szCs w:val="19"/>
+              </w:rPr>
+              <w:t xml:space="preserve">Student-Friendly Definition</w:t>
+            </w:r>
+          </w:p>
+        </w:tc>
+        <w:tc>
+          <w:tcPr>
+            <w:tcW w:type="dxa" w:w="2200"/>
+            <w:shd w:fill="EEF4F8" w:color="auto" w:val="clear"/>
+            <w:tcMar>
+              <w:top w:type="dxa" w:w="80"/>
+              <w:left w:type="dxa" w:w="100"/>
+              <w:bottom w:type="dxa" w:w="80"/>
+              <w:right w:type="dxa" w:w="100"/>
+            </w:tcMar>
+          </w:tcPr>
+          <w:p>
+            <w:pPr>
+              <w:spacing w:after="0"/>
+            </w:pPr>
+            <w:r>
+              <w:rPr>
+                <w:b/>
+                <w:bCs/>
+                <w:color w:val="12355B"/>
+                <w:sz w:val="19"/>
+                <w:szCs w:val="19"/>
+              </w:rPr>
+              <w:t xml:space="preserve">Non-Example</w:t>
+            </w:r>
+          </w:p>
+        </w:tc>
+        <w:tc>
+          <w:tcPr>
+            <w:tcW w:type="dxa" w:w="2200"/>
+            <w:shd w:fill="EEF4F8" w:color="auto" w:val="clear"/>
+            <w:tcMar>
+              <w:top w:type="dxa" w:w="80"/>
+              <w:left w:type="dxa" w:w="100"/>
+              <w:bottom w:type="dxa" w:w="80"/>
+              <w:right w:type="dxa" w:w="100"/>
+            </w:tcMar>
+          </w:tcPr>
+          <w:p>
+            <w:pPr>
+              <w:spacing w:after="0"/>
+            </w:pPr>
+            <w:r>
+              <w:rPr>
+                <w:b/>
+                <w:bCs/>
+                <w:color w:val="12355B"/>
+                <w:sz w:val="19"/>
+                <w:szCs w:val="19"/>
+              </w:rPr>
+              <w:t xml:space="preserve">Visual Clue</w:t>
+            </w:r>
+          </w:p>
+        </w:tc>
+      </w:tr>
       <w:tr>
         <w:trPr>
           <w:cantSplit/>
@@ -276,12 +392,116 @@
           <w:tcPr>
             <w:tcW w:type="dxa" w:w="1800"/>
             <w:tcMar>
-              <w:top w:type="dxa" w:w="100"/>
-              <w:left w:type="dxa" w:w="40"/>
-              <w:bottom w:type="dxa" w:w="100"/>
-              <w:right w:type="dxa" w:w="120"/>
+              <w:top w:type="dxa" w:w="80"/>
+              <w:left w:type="dxa" w:w="100"/>
+              <w:bottom w:type="dxa" w:w="80"/>
+              <w:right w:type="dxa" w:w="100"/>
             </w:tcMar>
-            <w:vAlign w:val="center"/>
+            <w:vAlign w:val="top"/>
+          </w:tcPr>
+          <w:p>
+            <w:pPr>
+              <w:spacing w:after="30"/>
+            </w:pPr>
+            <w:r>
+              <w:rPr>
+                <w:b/>
+                <w:bCs/>
+                <w:color w:val="12355B"/>
+                <w:sz w:val="21"/>
+                <w:szCs w:val="21"/>
+              </w:rPr>
+              <w:t xml:space="preserve">Algorithm</w:t>
+            </w:r>
+          </w:p>
+          <w:p>
+            <w:pPr>
+              <w:spacing w:after="0"/>
+            </w:pPr>
+            <w:r>
+              <w:rPr>
+                <w:i/>
+                <w:iCs/>
+                <w:color w:val="5F6F80"/>
+                <w:sz w:val="18"/>
+                <w:szCs w:val="18"/>
+              </w:rPr>
+              <w:t xml:space="preserve">Algoritmo</w:t>
+            </w:r>
+          </w:p>
+        </w:tc>
+        <w:tc>
+          <w:tcPr>
+            <w:tcW w:type="dxa" w:w="3160"/>
+            <w:tcMar>
+              <w:top w:type="dxa" w:w="80"/>
+              <w:left w:type="dxa" w:w="100"/>
+              <w:bottom w:type="dxa" w:w="80"/>
+              <w:right w:type="dxa" w:w="100"/>
+            </w:tcMar>
+            <w:vAlign w:val="top"/>
+          </w:tcPr>
+          <w:p>
+            <w:pPr>
+              <w:spacing w:after="0"/>
+            </w:pPr>
+            <w:r>
+              <w:rPr>
+                <w:sz w:val="20"/>
+                <w:szCs w:val="20"/>
+              </w:rPr>
+              <w:t xml:space="preserve">A step-by-step set of rules or instructions to solve a math problem.</w:t>
+            </w:r>
+          </w:p>
+        </w:tc>
+        <w:tc>
+          <w:tcPr>
+            <w:tcW w:type="dxa" w:w="2200"/>
+            <w:tcMar>
+              <w:top w:type="dxa" w:w="80"/>
+              <w:left w:type="dxa" w:w="100"/>
+              <w:bottom w:type="dxa" w:w="80"/>
+              <w:right w:type="dxa" w:w="100"/>
+            </w:tcMar>
+            <w:vAlign w:val="top"/>
+          </w:tcPr>
+          <w:p>
+            <w:pPr>
+              <w:spacing w:after="40"/>
+            </w:pPr>
+            <w:r>
+              <w:rPr>
+                <w:i/>
+                <w:iCs/>
+                <w:color w:val="5F6F80"/>
+                <w:sz w:val="19"/>
+                <w:szCs w:val="19"/>
+              </w:rPr>
+              <w:t xml:space="preserve">Not Algorithm: write a counter-example that breaks the definition.</w:t>
+            </w:r>
+          </w:p>
+          <w:p>
+            <w:pPr>
+              <w:pBdr>
+                <w:bottom w:val="single" w:color="AFBECC" w:sz="6"/>
+              </w:pBdr>
+              <w:spacing w:after="30" w:before="150"/>
+            </w:pPr>
+            <w:r>
+              <w:t xml:space="preserve"/>
+            </w:r>
+          </w:p>
+        </w:tc>
+        <w:tc>
+          <w:tcPr>
+            <w:tcW w:type="dxa" w:w="2200"/>
+            <w:tcMar>
+              <w:top w:type="dxa" w:w="80"/>
+              <w:left w:type="dxa" w:w="100"/>
+              <w:bottom w:type="dxa" w:w="80"/>
+              <w:right w:type="dxa" w:w="100"/>
+            </w:tcMar>
+            <w:vAlign w:val="top"/>
           </w:tcPr>
           <w:p>
             <w:pPr>
@@ -291,7 +511,7 @@
             <w:r>
               <w:drawing>
                 <wp:inline distT="0" distB="0" distL="0" distR="0">
-                  <wp:extent cx="1047750" cy="790575"/>
+                  <wp:extent cx="876300" cy="657225"/>
                   <wp:effectExtent t="0" r="0" b="0" l="0"/>
                   <wp:docPr id="1" name="" descr="" title=""/>
                   <wp:cNvGraphicFramePr>
@@ -316,7 +536,7 @@
                         <pic:spPr bwMode="auto">
                           <a:xfrm>
                             <a:off x="0" y="0"/>
-                            <a:ext cx="1047750" cy="790575"/>
+                            <a:ext cx="876300" cy="657225"/>
                           </a:xfrm>
                           <a:prstGeom prst="rect">
                             <a:avLst/>
@@ -330,73 +550,7 @@
             </w:r>
           </w:p>
         </w:tc>
-        <w:tc>
-          <w:tcPr>
-            <w:tcW w:type="dxa" w:w="7560"/>
-            <w:tcMar>
-              <w:top w:type="dxa" w:w="100"/>
-              <w:left w:type="dxa" w:w="40"/>
-              <w:bottom w:type="dxa" w:w="100"/>
-              <w:right w:type="dxa" w:w="40"/>
-            </w:tcMar>
-            <w:vAlign w:val="center"/>
-          </w:tcPr>
-          <w:p>
-            <w:pPr>
-              <w:spacing w:after="50"/>
-            </w:pPr>
-            <w:r>
-              <w:rPr>
-                <w:b/>
-                <w:bCs/>
-                <w:color w:val="12355B"/>
-                <w:sz w:val="24"/>
-                <w:szCs w:val="24"/>
-              </w:rPr>
-              <w:t xml:space="preserve">Algorithm</w:t>
-            </w:r>
-            <w:r>
-              <w:rPr>
-                <w:i/>
-                <w:iCs/>
-                <w:color w:val="5F6F80"/>
-                <w:sz w:val="19"/>
-                <w:szCs w:val="19"/>
-              </w:rPr>
-              <w:t xml:space="preserve">   Algoritmo</w:t>
-            </w:r>
-          </w:p>
-          <w:p>
-            <w:pPr>
-              <w:spacing w:after="0"/>
-            </w:pPr>
-            <w:r>
-              <w:rPr>
-                <w:sz w:val="21"/>
-                <w:szCs w:val="21"/>
-              </w:rPr>
-              <w:t xml:space="preserve">A step-by-step set of rules or instructions to solve a math problem.</w:t>
-            </w:r>
-          </w:p>
-        </w:tc>
       </w:tr>
-    </w:tbl>
-    <w:tbl>
-      <w:tblPr>
-        <w:tblW w:type="pct" w:w="100%"/>
-        <w:tblBorders>
-          <w:top w:val="none" w:color="FFFFFF" w:sz="0"/>
-          <w:left w:val="none" w:color="FFFFFF" w:sz="0"/>
-          <w:bottom w:val="single" w:color="C7D2DD" w:sz="4"/>
-          <w:right w:val="none" w:color="FFFFFF" w:sz="0"/>
-          <w:insideH w:val="none" w:color="FFFFFF" w:sz="0"/>
-          <w:insideV w:val="none" w:color="FFFFFF" w:sz="0"/>
-        </w:tblBorders>
-      </w:tblPr>
-      <w:tblGrid>
-        <w:gridCol w:w="1800"/>
-        <w:gridCol w:w="7560"/>
-      </w:tblGrid>
       <w:tr>
         <w:trPr>
           <w:cantSplit/>
@@ -405,22 +559,126 @@
           <w:tcPr>
             <w:tcW w:type="dxa" w:w="1800"/>
             <w:tcMar>
-              <w:top w:type="dxa" w:w="100"/>
-              <w:left w:type="dxa" w:w="40"/>
-              <w:bottom w:type="dxa" w:w="100"/>
-              <w:right w:type="dxa" w:w="120"/>
+              <w:top w:type="dxa" w:w="80"/>
+              <w:left w:type="dxa" w:w="100"/>
+              <w:bottom w:type="dxa" w:w="80"/>
+              <w:right w:type="dxa" w:w="100"/>
             </w:tcMar>
-            <w:vAlign w:val="center"/>
+            <w:vAlign w:val="top"/>
           </w:tcPr>
           <w:p>
             <w:pPr>
+              <w:spacing w:after="30"/>
+            </w:pPr>
+            <w:r>
+              <w:rPr>
+                <w:b/>
+                <w:bCs/>
+                <w:color w:val="12355B"/>
+                <w:sz w:val="21"/>
+                <w:szCs w:val="21"/>
+              </w:rPr>
+              <w:t xml:space="preserve">Dividend</w:t>
+            </w:r>
+          </w:p>
+          <w:p>
+            <w:pPr>
               <w:spacing w:after="0"/>
+            </w:pPr>
+            <w:r>
+              <w:rPr>
+                <w:i/>
+                <w:iCs/>
+                <w:color w:val="5F6F80"/>
+                <w:sz w:val="18"/>
+                <w:szCs w:val="18"/>
+              </w:rPr>
+              <w:t xml:space="preserve">Dividendo</w:t>
+            </w:r>
+          </w:p>
+        </w:tc>
+        <w:tc>
+          <w:tcPr>
+            <w:tcW w:type="dxa" w:w="3160"/>
+            <w:tcMar>
+              <w:top w:type="dxa" w:w="80"/>
+              <w:left w:type="dxa" w:w="100"/>
+              <w:bottom w:type="dxa" w:w="80"/>
+              <w:right w:type="dxa" w:w="100"/>
+            </w:tcMar>
+            <w:vAlign w:val="top"/>
+          </w:tcPr>
+          <w:p>
+            <w:pPr>
+              <w:spacing w:after="0"/>
+            </w:pPr>
+            <w:r>
+              <w:rPr>
+                <w:sz w:val="20"/>
+                <w:szCs w:val="20"/>
+              </w:rPr>
+              <w:t xml:space="preserve">The total number being divided into equal groups (the number inside the division bracket).</w:t>
+            </w:r>
+          </w:p>
+        </w:tc>
+        <w:tc>
+          <w:tcPr>
+            <w:tcW w:type="dxa" w:w="2200"/>
+            <w:tcMar>
+              <w:top w:type="dxa" w:w="80"/>
+              <w:left w:type="dxa" w:w="100"/>
+              <w:bottom w:type="dxa" w:w="80"/>
+              <w:right w:type="dxa" w:w="100"/>
+            </w:tcMar>
+            <w:vAlign w:val="top"/>
+          </w:tcPr>
+          <w:p>
+            <w:pPr>
+              <w:spacing w:after="40"/>
+            </w:pPr>
+            <w:r>
+              <w:rPr>
+                <w:i/>
+                <w:iCs/>
+                <w:color w:val="5F6F80"/>
+                <w:sz w:val="19"/>
+                <w:szCs w:val="19"/>
+              </w:rPr>
+              <w:t xml:space="preserve">Not Dividend: write a counter-example that breaks the definition.</w:t>
+            </w:r>
+          </w:p>
+          <w:p>
+            <w:pPr>
+              <w:pBdr>
+                <w:bottom w:val="single" w:color="AFBECC" w:sz="6"/>
+              </w:pBdr>
+              <w:spacing w:after="30" w:before="150"/>
+            </w:pPr>
+            <w:r>
+              <w:t xml:space="preserve"/>
+            </w:r>
+          </w:p>
+        </w:tc>
+        <w:tc>
+          <w:tcPr>
+            <w:tcW w:type="dxa" w:w="2200"/>
+            <w:tcMar>
+              <w:top w:type="dxa" w:w="80"/>
+              <w:left w:type="dxa" w:w="100"/>
+              <w:bottom w:type="dxa" w:w="80"/>
+              <w:right w:type="dxa" w:w="100"/>
+            </w:tcMar>
+            <w:vAlign w:val="top"/>
+          </w:tcPr>
+          <w:p>
+            <w:pPr>
+              <w:spacing w:after="40"/>
               <w:jc w:val="center"/>
             </w:pPr>
             <w:r>
               <w:drawing>
                 <wp:inline distT="0" distB="0" distL="0" distR="0">
-                  <wp:extent cx="1047750" cy="790575"/>
+                  <wp:extent cx="876300" cy="657225"/>
                   <wp:effectExtent t="0" r="0" b="0" l="0"/>
                   <wp:docPr id="1" name="" descr="" title=""/>
                   <wp:cNvGraphicFramePr>
@@ -445,7 +703,7 @@
                         <pic:spPr bwMode="auto">
                           <a:xfrm>
                             <a:off x="0" y="0"/>
-                            <a:ext cx="1047750" cy="790575"/>
+                            <a:ext cx="876300" cy="657225"/>
                           </a:xfrm>
                           <a:prstGeom prst="rect">
                             <a:avLst/>
@@ -458,69 +716,10 @@
               </w:drawing>
             </w:r>
           </w:p>
-        </w:tc>
-        <w:tc>
-          <w:tcPr>
-            <w:tcW w:type="dxa" w:w="7560"/>
-            <w:tcMar>
-              <w:top w:type="dxa" w:w="100"/>
-              <w:left w:type="dxa" w:w="40"/>
-              <w:bottom w:type="dxa" w:w="100"/>
-              <w:right w:type="dxa" w:w="40"/>
-            </w:tcMar>
-            <w:vAlign w:val="center"/>
-          </w:tcPr>
-          <w:p>
-            <w:pPr>
-              <w:spacing w:after="50"/>
-            </w:pPr>
-            <w:r>
-              <w:rPr>
-                <w:b/>
-                <w:bCs/>
-                <w:color w:val="12355B"/>
-                <w:sz w:val="24"/>
-                <w:szCs w:val="24"/>
-              </w:rPr>
-              <w:t xml:space="preserve">Dividend</w:t>
-            </w:r>
-            <w:r>
-              <w:rPr>
-                <w:i/>
-                <w:iCs/>
-                <w:color w:val="5F6F80"/>
-                <w:sz w:val="19"/>
-                <w:szCs w:val="19"/>
-              </w:rPr>
-              <w:t xml:space="preserve">   Dividendo</w:t>
-            </w:r>
-          </w:p>
-          <w:p>
-            <w:pPr>
-              <w:spacing w:after="40"/>
-            </w:pPr>
-            <w:r>
-              <w:rPr>
-                <w:sz w:val="21"/>
-                <w:szCs w:val="21"/>
-              </w:rPr>
-              <w:t xml:space="preserve">The total number being divided into equal groups (the number inside the division bracket).</w:t>
-            </w:r>
-          </w:p>
           <w:p>
             <w:pPr>
               <w:spacing w:after="0"/>
             </w:pPr>
-            <w:r>
-              <w:rPr>
-                <w:b/>
-                <w:bCs/>
-                <w:color w:val="1FA6A2"/>
-                <w:sz w:val="18"/>
-                <w:szCs w:val="18"/>
-              </w:rPr>
-              <w:t xml:space="preserve">Example:  </w:t>
-            </w:r>
             <w:r>
               <w:rPr>
                 <w:i/>
@@ -534,23 +733,6 @@
           </w:p>
         </w:tc>
       </w:tr>
-    </w:tbl>
-    <w:tbl>
-      <w:tblPr>
-        <w:tblW w:type="pct" w:w="100%"/>
-        <w:tblBorders>
-          <w:top w:val="none" w:color="FFFFFF" w:sz="0"/>
-          <w:left w:val="none" w:color="FFFFFF" w:sz="0"/>
-          <w:bottom w:val="single" w:color="C7D2DD" w:sz="4"/>
-          <w:right w:val="none" w:color="FFFFFF" w:sz="0"/>
-          <w:insideH w:val="none" w:color="FFFFFF" w:sz="0"/>
-          <w:insideV w:val="none" w:color="FFFFFF" w:sz="0"/>
-        </w:tblBorders>
-      </w:tblPr>
-      <w:tblGrid>
-        <w:gridCol w:w="1800"/>
-        <w:gridCol w:w="7560"/>
-      </w:tblGrid>
       <w:tr>
         <w:trPr>
           <w:cantSplit/>
@@ -559,22 +741,126 @@
           <w:tcPr>
             <w:tcW w:type="dxa" w:w="1800"/>
             <w:tcMar>
-              <w:top w:type="dxa" w:w="100"/>
-              <w:left w:type="dxa" w:w="40"/>
-              <w:bottom w:type="dxa" w:w="100"/>
-              <w:right w:type="dxa" w:w="120"/>
+              <w:top w:type="dxa" w:w="80"/>
+              <w:left w:type="dxa" w:w="100"/>
+              <w:bottom w:type="dxa" w:w="80"/>
+              <w:right w:type="dxa" w:w="100"/>
             </w:tcMar>
-            <w:vAlign w:val="center"/>
+            <w:vAlign w:val="top"/>
           </w:tcPr>
           <w:p>
             <w:pPr>
+              <w:spacing w:after="30"/>
+            </w:pPr>
+            <w:r>
+              <w:rPr>
+                <w:b/>
+                <w:bCs/>
+                <w:color w:val="12355B"/>
+                <w:sz w:val="21"/>
+                <w:szCs w:val="21"/>
+              </w:rPr>
+              <w:t xml:space="preserve">Divisor</w:t>
+            </w:r>
+          </w:p>
+          <w:p>
+            <w:pPr>
               <w:spacing w:after="0"/>
+            </w:pPr>
+            <w:r>
+              <w:rPr>
+                <w:i/>
+                <w:iCs/>
+                <w:color w:val="5F6F80"/>
+                <w:sz w:val="18"/>
+                <w:szCs w:val="18"/>
+              </w:rPr>
+              <w:t xml:space="preserve">Divisor</w:t>
+            </w:r>
+          </w:p>
+        </w:tc>
+        <w:tc>
+          <w:tcPr>
+            <w:tcW w:type="dxa" w:w="3160"/>
+            <w:tcMar>
+              <w:top w:type="dxa" w:w="80"/>
+              <w:left w:type="dxa" w:w="100"/>
+              <w:bottom w:type="dxa" w:w="80"/>
+              <w:right w:type="dxa" w:w="100"/>
+            </w:tcMar>
+            <w:vAlign w:val="top"/>
+          </w:tcPr>
+          <w:p>
+            <w:pPr>
+              <w:spacing w:after="0"/>
+            </w:pPr>
+            <w:r>
+              <w:rPr>
+                <w:sz w:val="20"/>
+                <w:szCs w:val="20"/>
+              </w:rPr>
+              <w:t xml:space="preserve">The number of equal groups you are dividing into (the number outside the division bracket).</w:t>
+            </w:r>
+          </w:p>
+        </w:tc>
+        <w:tc>
+          <w:tcPr>
+            <w:tcW w:type="dxa" w:w="2200"/>
+            <w:tcMar>
+              <w:top w:type="dxa" w:w="80"/>
+              <w:left w:type="dxa" w:w="100"/>
+              <w:bottom w:type="dxa" w:w="80"/>
+              <w:right w:type="dxa" w:w="100"/>
+            </w:tcMar>
+            <w:vAlign w:val="top"/>
+          </w:tcPr>
+          <w:p>
+            <w:pPr>
+              <w:spacing w:after="40"/>
+            </w:pPr>
+            <w:r>
+              <w:rPr>
+                <w:i/>
+                <w:iCs/>
+                <w:color w:val="5F6F80"/>
+                <w:sz w:val="19"/>
+                <w:szCs w:val="19"/>
+              </w:rPr>
+              <w:t xml:space="preserve">Not Divisor: write a counter-example that breaks the definition.</w:t>
+            </w:r>
+          </w:p>
+          <w:p>
+            <w:pPr>
+              <w:pBdr>
+                <w:bottom w:val="single" w:color="AFBECC" w:sz="6"/>
+              </w:pBdr>
+              <w:spacing w:after="30" w:before="150"/>
+            </w:pPr>
+            <w:r>
+              <w:t xml:space="preserve"/>
+            </w:r>
+          </w:p>
+        </w:tc>
+        <w:tc>
+          <w:tcPr>
+            <w:tcW w:type="dxa" w:w="2200"/>
+            <w:tcMar>
+              <w:top w:type="dxa" w:w="80"/>
+              <w:left w:type="dxa" w:w="100"/>
+              <w:bottom w:type="dxa" w:w="80"/>
+              <w:right w:type="dxa" w:w="100"/>
+            </w:tcMar>
+            <w:vAlign w:val="top"/>
+          </w:tcPr>
+          <w:p>
+            <w:pPr>
+              <w:spacing w:after="40"/>
               <w:jc w:val="center"/>
             </w:pPr>
             <w:r>
               <w:drawing>
                 <wp:inline distT="0" distB="0" distL="0" distR="0">
-                  <wp:extent cx="1047750" cy="790575"/>
+                  <wp:extent cx="876300" cy="657225"/>
                   <wp:effectExtent t="0" r="0" b="0" l="0"/>
                   <wp:docPr id="1" name="" descr="" title=""/>
                   <wp:cNvGraphicFramePr>
@@ -599,7 +885,7 @@
                         <pic:spPr bwMode="auto">
                           <a:xfrm>
                             <a:off x="0" y="0"/>
-                            <a:ext cx="1047750" cy="790575"/>
+                            <a:ext cx="876300" cy="657225"/>
                           </a:xfrm>
                           <a:prstGeom prst="rect">
                             <a:avLst/>
@@ -612,69 +898,10 @@
               </w:drawing>
             </w:r>
           </w:p>
-        </w:tc>
-        <w:tc>
-          <w:tcPr>
-            <w:tcW w:type="dxa" w:w="7560"/>
-            <w:tcMar>
-              <w:top w:type="dxa" w:w="100"/>
-              <w:left w:type="dxa" w:w="40"/>
-              <w:bottom w:type="dxa" w:w="100"/>
-              <w:right w:type="dxa" w:w="40"/>
-            </w:tcMar>
-            <w:vAlign w:val="center"/>
-          </w:tcPr>
-          <w:p>
-            <w:pPr>
-              <w:spacing w:after="50"/>
-            </w:pPr>
-            <w:r>
-              <w:rPr>
-                <w:b/>
-                <w:bCs/>
-                <w:color w:val="12355B"/>
-                <w:sz w:val="24"/>
-                <w:szCs w:val="24"/>
-              </w:rPr>
-              <w:t xml:space="preserve">Divisor</w:t>
-            </w:r>
-            <w:r>
-              <w:rPr>
-                <w:i/>
-                <w:iCs/>
-                <w:color w:val="5F6F80"/>
-                <w:sz w:val="19"/>
-                <w:szCs w:val="19"/>
-              </w:rPr>
-              <w:t xml:space="preserve">   Divisor</w:t>
-            </w:r>
-          </w:p>
-          <w:p>
-            <w:pPr>
-              <w:spacing w:after="40"/>
-            </w:pPr>
-            <w:r>
-              <w:rPr>
-                <w:sz w:val="21"/>
-                <w:szCs w:val="21"/>
-              </w:rPr>
-              <w:t xml:space="preserve">The number of equal groups you are dividing into (the number outside the division bracket).</w:t>
-            </w:r>
-          </w:p>
           <w:p>
             <w:pPr>
               <w:spacing w:after="0"/>
             </w:pPr>
-            <w:r>
-              <w:rPr>
-                <w:b/>
-                <w:bCs/>
-                <w:color w:val="1FA6A2"/>
-                <w:sz w:val="18"/>
-                <w:szCs w:val="18"/>
-              </w:rPr>
-              <w:t xml:space="preserve">Example:  </w:t>
-            </w:r>
             <w:r>
               <w:rPr>
                 <w:i/>
@@ -688,23 +915,6 @@
           </w:p>
         </w:tc>
       </w:tr>
-    </w:tbl>
-    <w:tbl>
-      <w:tblPr>
-        <w:tblW w:type="pct" w:w="100%"/>
-        <w:tblBorders>
-          <w:top w:val="none" w:color="FFFFFF" w:sz="0"/>
-          <w:left w:val="none" w:color="FFFFFF" w:sz="0"/>
-          <w:bottom w:val="single" w:color="C7D2DD" w:sz="4"/>
-          <w:right w:val="none" w:color="FFFFFF" w:sz="0"/>
-          <w:insideH w:val="none" w:color="FFFFFF" w:sz="0"/>
-          <w:insideV w:val="none" w:color="FFFFFF" w:sz="0"/>
-        </w:tblBorders>
-      </w:tblPr>
-      <w:tblGrid>
-        <w:gridCol w:w="1800"/>
-        <w:gridCol w:w="7560"/>
-      </w:tblGrid>
       <w:tr>
         <w:trPr>
           <w:cantSplit/>
@@ -713,22 +923,126 @@
           <w:tcPr>
             <w:tcW w:type="dxa" w:w="1800"/>
             <w:tcMar>
-              <w:top w:type="dxa" w:w="100"/>
-              <w:left w:type="dxa" w:w="40"/>
-              <w:bottom w:type="dxa" w:w="100"/>
-              <w:right w:type="dxa" w:w="120"/>
+              <w:top w:type="dxa" w:w="80"/>
+              <w:left w:type="dxa" w:w="100"/>
+              <w:bottom w:type="dxa" w:w="80"/>
+              <w:right w:type="dxa" w:w="100"/>
             </w:tcMar>
-            <w:vAlign w:val="center"/>
+            <w:vAlign w:val="top"/>
           </w:tcPr>
           <w:p>
             <w:pPr>
+              <w:spacing w:after="30"/>
+            </w:pPr>
+            <w:r>
+              <w:rPr>
+                <w:b/>
+                <w:bCs/>
+                <w:color w:val="12355B"/>
+                <w:sz w:val="21"/>
+                <w:szCs w:val="21"/>
+              </w:rPr>
+              <w:t xml:space="preserve">Quotient</w:t>
+            </w:r>
+          </w:p>
+          <w:p>
+            <w:pPr>
               <w:spacing w:after="0"/>
+            </w:pPr>
+            <w:r>
+              <w:rPr>
+                <w:i/>
+                <w:iCs/>
+                <w:color w:val="5F6F80"/>
+                <w:sz w:val="18"/>
+                <w:szCs w:val="18"/>
+              </w:rPr>
+              <w:t xml:space="preserve">Cociente</w:t>
+            </w:r>
+          </w:p>
+        </w:tc>
+        <w:tc>
+          <w:tcPr>
+            <w:tcW w:type="dxa" w:w="3160"/>
+            <w:tcMar>
+              <w:top w:type="dxa" w:w="80"/>
+              <w:left w:type="dxa" w:w="100"/>
+              <w:bottom w:type="dxa" w:w="80"/>
+              <w:right w:type="dxa" w:w="100"/>
+            </w:tcMar>
+            <w:vAlign w:val="top"/>
+          </w:tcPr>
+          <w:p>
+            <w:pPr>
+              <w:spacing w:after="0"/>
+            </w:pPr>
+            <w:r>
+              <w:rPr>
+                <w:sz w:val="20"/>
+                <w:szCs w:val="20"/>
+              </w:rPr>
+              <w:t xml:space="preserve">The answer when you divide.</w:t>
+            </w:r>
+          </w:p>
+        </w:tc>
+        <w:tc>
+          <w:tcPr>
+            <w:tcW w:type="dxa" w:w="2200"/>
+            <w:tcMar>
+              <w:top w:type="dxa" w:w="80"/>
+              <w:left w:type="dxa" w:w="100"/>
+              <w:bottom w:type="dxa" w:w="80"/>
+              <w:right w:type="dxa" w:w="100"/>
+            </w:tcMar>
+            <w:vAlign w:val="top"/>
+          </w:tcPr>
+          <w:p>
+            <w:pPr>
+              <w:spacing w:after="40"/>
+            </w:pPr>
+            <w:r>
+              <w:rPr>
+                <w:i/>
+                <w:iCs/>
+                <w:color w:val="5F6F80"/>
+                <w:sz w:val="19"/>
+                <w:szCs w:val="19"/>
+              </w:rPr>
+              <w:t xml:space="preserve">Not Quotient: write a counter-example that breaks the definition.</w:t>
+            </w:r>
+          </w:p>
+          <w:p>
+            <w:pPr>
+              <w:pBdr>
+                <w:bottom w:val="single" w:color="AFBECC" w:sz="6"/>
+              </w:pBdr>
+              <w:spacing w:after="30" w:before="150"/>
+            </w:pPr>
+            <w:r>
+              <w:t xml:space="preserve"/>
+            </w:r>
+          </w:p>
+        </w:tc>
+        <w:tc>
+          <w:tcPr>
+            <w:tcW w:type="dxa" w:w="2200"/>
+            <w:tcMar>
+              <w:top w:type="dxa" w:w="80"/>
+              <w:left w:type="dxa" w:w="100"/>
+              <w:bottom w:type="dxa" w:w="80"/>
+              <w:right w:type="dxa" w:w="100"/>
+            </w:tcMar>
+            <w:vAlign w:val="top"/>
+          </w:tcPr>
+          <w:p>
+            <w:pPr>
+              <w:spacing w:after="40"/>
               <w:jc w:val="center"/>
             </w:pPr>
             <w:r>
               <w:drawing>
                 <wp:inline distT="0" distB="0" distL="0" distR="0">
-                  <wp:extent cx="1047750" cy="790575"/>
+                  <wp:extent cx="876300" cy="657225"/>
                   <wp:effectExtent t="0" r="0" b="0" l="0"/>
                   <wp:docPr id="1" name="" descr="" title=""/>
                   <wp:cNvGraphicFramePr>
@@ -753,7 +1067,7 @@
                         <pic:spPr bwMode="auto">
                           <a:xfrm>
                             <a:off x="0" y="0"/>
-                            <a:ext cx="1047750" cy="790575"/>
+                            <a:ext cx="876300" cy="657225"/>
                           </a:xfrm>
                           <a:prstGeom prst="rect">
                             <a:avLst/>
@@ -766,69 +1080,10 @@
               </w:drawing>
             </w:r>
           </w:p>
-        </w:tc>
-        <w:tc>
-          <w:tcPr>
-            <w:tcW w:type="dxa" w:w="7560"/>
-            <w:tcMar>
-              <w:top w:type="dxa" w:w="100"/>
-              <w:left w:type="dxa" w:w="40"/>
-              <w:bottom w:type="dxa" w:w="100"/>
-              <w:right w:type="dxa" w:w="40"/>
-            </w:tcMar>
-            <w:vAlign w:val="center"/>
-          </w:tcPr>
-          <w:p>
-            <w:pPr>
-              <w:spacing w:after="50"/>
-            </w:pPr>
-            <w:r>
-              <w:rPr>
-                <w:b/>
-                <w:bCs/>
-                <w:color w:val="12355B"/>
-                <w:sz w:val="24"/>
-                <w:szCs w:val="24"/>
-              </w:rPr>
-              <w:t xml:space="preserve">Quotient</w:t>
-            </w:r>
-            <w:r>
-              <w:rPr>
-                <w:i/>
-                <w:iCs/>
-                <w:color w:val="5F6F80"/>
-                <w:sz w:val="19"/>
-                <w:szCs w:val="19"/>
-              </w:rPr>
-              <w:t xml:space="preserve">   Cociente</w:t>
-            </w:r>
-          </w:p>
-          <w:p>
-            <w:pPr>
-              <w:spacing w:after="40"/>
-            </w:pPr>
-            <w:r>
-              <w:rPr>
-                <w:sz w:val="21"/>
-                <w:szCs w:val="21"/>
-              </w:rPr>
-              <w:t xml:space="preserve">The answer when you divide.</w:t>
-            </w:r>
-          </w:p>
           <w:p>
             <w:pPr>
               <w:spacing w:after="0"/>
             </w:pPr>
-            <w:r>
-              <w:rPr>
-                <w:b/>
-                <w:bCs/>
-                <w:color w:val="1FA6A2"/>
-                <w:sz w:val="18"/>
-                <w:szCs w:val="18"/>
-              </w:rPr>
-              <w:t xml:space="preserve">Example:  </w:t>
-            </w:r>
             <w:r>
               <w:rPr>
                 <w:i/>
@@ -842,23 +1097,6 @@
           </w:p>
         </w:tc>
       </w:tr>
-    </w:tbl>
-    <w:tbl>
-      <w:tblPr>
-        <w:tblW w:type="pct" w:w="100%"/>
-        <w:tblBorders>
-          <w:top w:val="none" w:color="FFFFFF" w:sz="0"/>
-          <w:left w:val="none" w:color="FFFFFF" w:sz="0"/>
-          <w:bottom w:val="single" w:color="C7D2DD" w:sz="4"/>
-          <w:right w:val="none" w:color="FFFFFF" w:sz="0"/>
-          <w:insideH w:val="none" w:color="FFFFFF" w:sz="0"/>
-          <w:insideV w:val="none" w:color="FFFFFF" w:sz="0"/>
-        </w:tblBorders>
-      </w:tblPr>
-      <w:tblGrid>
-        <w:gridCol w:w="1800"/>
-        <w:gridCol w:w="7560"/>
-      </w:tblGrid>
       <w:tr>
         <w:trPr>
           <w:cantSplit/>
@@ -867,22 +1105,126 @@
           <w:tcPr>
             <w:tcW w:type="dxa" w:w="1800"/>
             <w:tcMar>
-              <w:top w:type="dxa" w:w="100"/>
-              <w:left w:type="dxa" w:w="40"/>
-              <w:bottom w:type="dxa" w:w="100"/>
-              <w:right w:type="dxa" w:w="120"/>
+              <w:top w:type="dxa" w:w="80"/>
+              <w:left w:type="dxa" w:w="100"/>
+              <w:bottom w:type="dxa" w:w="80"/>
+              <w:right w:type="dxa" w:w="100"/>
             </w:tcMar>
-            <w:vAlign w:val="center"/>
+            <w:vAlign w:val="top"/>
           </w:tcPr>
           <w:p>
             <w:pPr>
+              <w:spacing w:after="30"/>
+            </w:pPr>
+            <w:r>
+              <w:rPr>
+                <w:b/>
+                <w:bCs/>
+                <w:color w:val="12355B"/>
+                <w:sz w:val="21"/>
+                <w:szCs w:val="21"/>
+              </w:rPr>
+              <w:t xml:space="preserve">Remainder</w:t>
+            </w:r>
+          </w:p>
+          <w:p>
+            <w:pPr>
               <w:spacing w:after="0"/>
+            </w:pPr>
+            <w:r>
+              <w:rPr>
+                <w:i/>
+                <w:iCs/>
+                <w:color w:val="5F6F80"/>
+                <w:sz w:val="18"/>
+                <w:szCs w:val="18"/>
+              </w:rPr>
+              <w:t xml:space="preserve">Residuo</w:t>
+            </w:r>
+          </w:p>
+        </w:tc>
+        <w:tc>
+          <w:tcPr>
+            <w:tcW w:type="dxa" w:w="3160"/>
+            <w:tcMar>
+              <w:top w:type="dxa" w:w="80"/>
+              <w:left w:type="dxa" w:w="100"/>
+              <w:bottom w:type="dxa" w:w="80"/>
+              <w:right w:type="dxa" w:w="100"/>
+            </w:tcMar>
+            <w:vAlign w:val="top"/>
+          </w:tcPr>
+          <w:p>
+            <w:pPr>
+              <w:spacing w:after="0"/>
+            </w:pPr>
+            <w:r>
+              <w:rPr>
+                <w:sz w:val="20"/>
+                <w:szCs w:val="20"/>
+              </w:rPr>
+              <w:t xml:space="preserve">What is left over when a number does not divide evenly.</w:t>
+            </w:r>
+          </w:p>
+        </w:tc>
+        <w:tc>
+          <w:tcPr>
+            <w:tcW w:type="dxa" w:w="2200"/>
+            <w:tcMar>
+              <w:top w:type="dxa" w:w="80"/>
+              <w:left w:type="dxa" w:w="100"/>
+              <w:bottom w:type="dxa" w:w="80"/>
+              <w:right w:type="dxa" w:w="100"/>
+            </w:tcMar>
+            <w:vAlign w:val="top"/>
+          </w:tcPr>
+          <w:p>
+            <w:pPr>
+              <w:spacing w:after="40"/>
+            </w:pPr>
+            <w:r>
+              <w:rPr>
+                <w:i/>
+                <w:iCs/>
+                <w:color w:val="5F6F80"/>
+                <w:sz w:val="19"/>
+                <w:szCs w:val="19"/>
+              </w:rPr>
+              <w:t xml:space="preserve">Not Remainder: write a counter-example that breaks the definition.</w:t>
+            </w:r>
+          </w:p>
+          <w:p>
+            <w:pPr>
+              <w:pBdr>
+                <w:bottom w:val="single" w:color="AFBECC" w:sz="6"/>
+              </w:pBdr>
+              <w:spacing w:after="30" w:before="150"/>
+            </w:pPr>
+            <w:r>
+              <w:t xml:space="preserve"/>
+            </w:r>
+          </w:p>
+        </w:tc>
+        <w:tc>
+          <w:tcPr>
+            <w:tcW w:type="dxa" w:w="2200"/>
+            <w:tcMar>
+              <w:top w:type="dxa" w:w="80"/>
+              <w:left w:type="dxa" w:w="100"/>
+              <w:bottom w:type="dxa" w:w="80"/>
+              <w:right w:type="dxa" w:w="100"/>
+            </w:tcMar>
+            <w:vAlign w:val="top"/>
+          </w:tcPr>
+          <w:p>
+            <w:pPr>
+              <w:spacing w:after="40"/>
               <w:jc w:val="center"/>
             </w:pPr>
             <w:r>
               <w:drawing>
                 <wp:inline distT="0" distB="0" distL="0" distR="0">
-                  <wp:extent cx="1047750" cy="790575"/>
+                  <wp:extent cx="876300" cy="657225"/>
                   <wp:effectExtent t="0" r="0" b="0" l="0"/>
                   <wp:docPr id="1" name="" descr="" title=""/>
                   <wp:cNvGraphicFramePr>
@@ -907,7 +1249,7 @@
                         <pic:spPr bwMode="auto">
                           <a:xfrm>
                             <a:off x="0" y="0"/>
-                            <a:ext cx="1047750" cy="790575"/>
+                            <a:ext cx="876300" cy="657225"/>
                           </a:xfrm>
                           <a:prstGeom prst="rect">
                             <a:avLst/>
@@ -920,69 +1262,10 @@
               </w:drawing>
             </w:r>
           </w:p>
-        </w:tc>
-        <w:tc>
-          <w:tcPr>
-            <w:tcW w:type="dxa" w:w="7560"/>
-            <w:tcMar>
-              <w:top w:type="dxa" w:w="100"/>
-              <w:left w:type="dxa" w:w="40"/>
-              <w:bottom w:type="dxa" w:w="100"/>
-              <w:right w:type="dxa" w:w="40"/>
-            </w:tcMar>
-            <w:vAlign w:val="center"/>
-          </w:tcPr>
-          <w:p>
-            <w:pPr>
-              <w:spacing w:after="50"/>
-            </w:pPr>
-            <w:r>
-              <w:rPr>
-                <w:b/>
-                <w:bCs/>
-                <w:color w:val="12355B"/>
-                <w:sz w:val="24"/>
-                <w:szCs w:val="24"/>
-              </w:rPr>
-              <w:t xml:space="preserve">Remainder</w:t>
-            </w:r>
-            <w:r>
-              <w:rPr>
-                <w:i/>
-                <w:iCs/>
-                <w:color w:val="5F6F80"/>
-                <w:sz w:val="19"/>
-                <w:szCs w:val="19"/>
-              </w:rPr>
-              <w:t xml:space="preserve">   Residuo</w:t>
-            </w:r>
-          </w:p>
-          <w:p>
-            <w:pPr>
-              <w:spacing w:after="40"/>
-            </w:pPr>
-            <w:r>
-              <w:rPr>
-                <w:sz w:val="21"/>
-                <w:szCs w:val="21"/>
-              </w:rPr>
-              <w:t xml:space="preserve">What is left over when a number does not divide evenly.</w:t>
-            </w:r>
-          </w:p>
           <w:p>
             <w:pPr>
               <w:spacing w:after="0"/>
             </w:pPr>
-            <w:r>
-              <w:rPr>
-                <w:b/>
-                <w:bCs/>
-                <w:color w:val="1FA6A2"/>
-                <w:sz w:val="18"/>
-                <w:szCs w:val="18"/>
-              </w:rPr>
-              <w:t xml:space="preserve">Example:  </w:t>
-            </w:r>
             <w:r>
               <w:rPr>
                 <w:i/>
@@ -996,23 +1279,6 @@
           </w:p>
         </w:tc>
       </w:tr>
-    </w:tbl>
-    <w:tbl>
-      <w:tblPr>
-        <w:tblW w:type="pct" w:w="100%"/>
-        <w:tblBorders>
-          <w:top w:val="none" w:color="FFFFFF" w:sz="0"/>
-          <w:left w:val="none" w:color="FFFFFF" w:sz="0"/>
-          <w:bottom w:val="single" w:color="C7D2DD" w:sz="4"/>
-          <w:right w:val="none" w:color="FFFFFF" w:sz="0"/>
-          <w:insideH w:val="none" w:color="FFFFFF" w:sz="0"/>
-          <w:insideV w:val="none" w:color="FFFFFF" w:sz="0"/>
-        </w:tblBorders>
-      </w:tblPr>
-      <w:tblGrid>
-        <w:gridCol w:w="1800"/>
-        <w:gridCol w:w="7560"/>
-      </w:tblGrid>
       <w:tr>
         <w:trPr>
           <w:cantSplit/>
@@ -1021,22 +1287,126 @@
           <w:tcPr>
             <w:tcW w:type="dxa" w:w="1800"/>
             <w:tcMar>
-              <w:top w:type="dxa" w:w="100"/>
-              <w:left w:type="dxa" w:w="40"/>
-              <w:bottom w:type="dxa" w:w="100"/>
-              <w:right w:type="dxa" w:w="120"/>
+              <w:top w:type="dxa" w:w="80"/>
+              <w:left w:type="dxa" w:w="100"/>
+              <w:bottom w:type="dxa" w:w="80"/>
+              <w:right w:type="dxa" w:w="100"/>
             </w:tcMar>
-            <w:vAlign w:val="center"/>
+            <w:vAlign w:val="top"/>
           </w:tcPr>
           <w:p>
             <w:pPr>
+              <w:spacing w:after="30"/>
+            </w:pPr>
+            <w:r>
+              <w:rPr>
+                <w:b/>
+                <w:bCs/>
+                <w:color w:val="12355B"/>
+                <w:sz w:val="21"/>
+                <w:szCs w:val="21"/>
+              </w:rPr>
+              <w:t xml:space="preserve">Divide Multi-Digit Numbers</w:t>
+            </w:r>
+          </w:p>
+          <w:p>
+            <w:pPr>
               <w:spacing w:after="0"/>
+            </w:pPr>
+            <w:r>
+              <w:rPr>
+                <w:i/>
+                <w:iCs/>
+                <w:color w:val="5F6F80"/>
+                <w:sz w:val="18"/>
+                <w:szCs w:val="18"/>
+              </w:rPr>
+              <w:t xml:space="preserve">Dividir números de varias cifras</w:t>
+            </w:r>
+          </w:p>
+        </w:tc>
+        <w:tc>
+          <w:tcPr>
+            <w:tcW w:type="dxa" w:w="3160"/>
+            <w:tcMar>
+              <w:top w:type="dxa" w:w="80"/>
+              <w:left w:type="dxa" w:w="100"/>
+              <w:bottom w:type="dxa" w:w="80"/>
+              <w:right w:type="dxa" w:w="100"/>
+            </w:tcMar>
+            <w:vAlign w:val="top"/>
+          </w:tcPr>
+          <w:p>
+            <w:pPr>
+              <w:spacing w:after="0"/>
+            </w:pPr>
+            <w:r>
+              <w:rPr>
+                <w:sz w:val="20"/>
+                <w:szCs w:val="20"/>
+              </w:rPr>
+              <w:t xml:space="preserve">Separate a multi-digit number into equal groups to find a quotient.</w:t>
+            </w:r>
+          </w:p>
+        </w:tc>
+        <w:tc>
+          <w:tcPr>
+            <w:tcW w:type="dxa" w:w="2200"/>
+            <w:tcMar>
+              <w:top w:type="dxa" w:w="80"/>
+              <w:left w:type="dxa" w:w="100"/>
+              <w:bottom w:type="dxa" w:w="80"/>
+              <w:right w:type="dxa" w:w="100"/>
+            </w:tcMar>
+            <w:vAlign w:val="top"/>
+          </w:tcPr>
+          <w:p>
+            <w:pPr>
+              <w:spacing w:after="40"/>
+            </w:pPr>
+            <w:r>
+              <w:rPr>
+                <w:i/>
+                <w:iCs/>
+                <w:color w:val="5F6F80"/>
+                <w:sz w:val="19"/>
+                <w:szCs w:val="19"/>
+              </w:rPr>
+              <w:t xml:space="preserve">Not Divide Multi-Digit Numbers: write a counter-example that breaks the definition.</w:t>
+            </w:r>
+          </w:p>
+          <w:p>
+            <w:pPr>
+              <w:pBdr>
+                <w:bottom w:val="single" w:color="AFBECC" w:sz="6"/>
+              </w:pBdr>
+              <w:spacing w:after="30" w:before="150"/>
+            </w:pPr>
+            <w:r>
+              <w:t xml:space="preserve"/>
+            </w:r>
+          </w:p>
+        </w:tc>
+        <w:tc>
+          <w:tcPr>
+            <w:tcW w:type="dxa" w:w="2200"/>
+            <w:tcMar>
+              <w:top w:type="dxa" w:w="80"/>
+              <w:left w:type="dxa" w:w="100"/>
+              <w:bottom w:type="dxa" w:w="80"/>
+              <w:right w:type="dxa" w:w="100"/>
+            </w:tcMar>
+            <w:vAlign w:val="top"/>
+          </w:tcPr>
+          <w:p>
+            <w:pPr>
+              <w:spacing w:after="40"/>
               <w:jc w:val="center"/>
             </w:pPr>
             <w:r>
               <w:drawing>
                 <wp:inline distT="0" distB="0" distL="0" distR="0">
-                  <wp:extent cx="1047750" cy="790575"/>
+                  <wp:extent cx="876300" cy="657225"/>
                   <wp:effectExtent t="0" r="0" b="0" l="0"/>
                   <wp:docPr id="1" name="" descr="" title=""/>
                   <wp:cNvGraphicFramePr>
@@ -1061,7 +1431,7 @@
                         <pic:spPr bwMode="auto">
                           <a:xfrm>
                             <a:off x="0" y="0"/>
-                            <a:ext cx="1047750" cy="790575"/>
+                            <a:ext cx="876300" cy="657225"/>
                           </a:xfrm>
                           <a:prstGeom prst="rect">
                             <a:avLst/>
@@ -1074,69 +1444,10 @@
               </w:drawing>
             </w:r>
           </w:p>
-        </w:tc>
-        <w:tc>
-          <w:tcPr>
-            <w:tcW w:type="dxa" w:w="7560"/>
-            <w:tcMar>
-              <w:top w:type="dxa" w:w="100"/>
-              <w:left w:type="dxa" w:w="40"/>
-              <w:bottom w:type="dxa" w:w="100"/>
-              <w:right w:type="dxa" w:w="40"/>
-            </w:tcMar>
-            <w:vAlign w:val="center"/>
-          </w:tcPr>
-          <w:p>
-            <w:pPr>
-              <w:spacing w:after="50"/>
-            </w:pPr>
-            <w:r>
-              <w:rPr>
-                <w:b/>
-                <w:bCs/>
-                <w:color w:val="12355B"/>
-                <w:sz w:val="24"/>
-                <w:szCs w:val="24"/>
-              </w:rPr>
-              <w:t xml:space="preserve">Divide Multi-Digit Numbers</w:t>
-            </w:r>
-            <w:r>
-              <w:rPr>
-                <w:i/>
-                <w:iCs/>
-                <w:color w:val="5F6F80"/>
-                <w:sz w:val="19"/>
-                <w:szCs w:val="19"/>
-              </w:rPr>
-              <w:t xml:space="preserve">   Dividir números de varias cifras</w:t>
-            </w:r>
-          </w:p>
-          <w:p>
-            <w:pPr>
-              <w:spacing w:after="40"/>
-            </w:pPr>
-            <w:r>
-              <w:rPr>
-                <w:sz w:val="21"/>
-                <w:szCs w:val="21"/>
-              </w:rPr>
-              <w:t xml:space="preserve">Separate a multi-digit number into equal groups to find a quotient.</w:t>
-            </w:r>
-          </w:p>
           <w:p>
             <w:pPr>
               <w:spacing w:after="0"/>
             </w:pPr>
-            <w:r>
-              <w:rPr>
-                <w:b/>
-                <w:bCs/>
-                <w:color w:val="1FA6A2"/>
-                <w:sz w:val="18"/>
-                <w:szCs w:val="18"/>
-              </w:rPr>
-              <w:t xml:space="preserve">Example:  </w:t>
-            </w:r>
             <w:r>
               <w:rPr>
                 <w:i/>
@@ -1150,23 +1461,6 @@
           </w:p>
         </w:tc>
       </w:tr>
-    </w:tbl>
-    <w:tbl>
-      <w:tblPr>
-        <w:tblW w:type="pct" w:w="100%"/>
-        <w:tblBorders>
-          <w:top w:val="none" w:color="FFFFFF" w:sz="0"/>
-          <w:left w:val="none" w:color="FFFFFF" w:sz="0"/>
-          <w:bottom w:val="single" w:color="C7D2DD" w:sz="4"/>
-          <w:right w:val="none" w:color="FFFFFF" w:sz="0"/>
-          <w:insideH w:val="none" w:color="FFFFFF" w:sz="0"/>
-          <w:insideV w:val="none" w:color="FFFFFF" w:sz="0"/>
-        </w:tblBorders>
-      </w:tblPr>
-      <w:tblGrid>
-        <w:gridCol w:w="1800"/>
-        <w:gridCol w:w="7560"/>
-      </w:tblGrid>
       <w:tr>
         <w:trPr>
           <w:cantSplit/>
@@ -1175,22 +1469,126 @@
           <w:tcPr>
             <w:tcW w:type="dxa" w:w="1800"/>
             <w:tcMar>
-              <w:top w:type="dxa" w:w="100"/>
-              <w:left w:type="dxa" w:w="40"/>
-              <w:bottom w:type="dxa" w:w="100"/>
-              <w:right w:type="dxa" w:w="120"/>
+              <w:top w:type="dxa" w:w="80"/>
+              <w:left w:type="dxa" w:w="100"/>
+              <w:bottom w:type="dxa" w:w="80"/>
+              <w:right w:type="dxa" w:w="100"/>
             </w:tcMar>
-            <w:vAlign w:val="center"/>
+            <w:vAlign w:val="top"/>
           </w:tcPr>
           <w:p>
             <w:pPr>
+              <w:spacing w:after="30"/>
+            </w:pPr>
+            <w:r>
+              <w:rPr>
+                <w:b/>
+                <w:bCs/>
+                <w:color w:val="12355B"/>
+                <w:sz w:val="21"/>
+                <w:szCs w:val="21"/>
+              </w:rPr>
+              <w:t xml:space="preserve">Long division</w:t>
+            </w:r>
+          </w:p>
+          <w:p>
+            <w:pPr>
               <w:spacing w:after="0"/>
+            </w:pPr>
+            <w:r>
+              <w:rPr>
+                <w:i/>
+                <w:iCs/>
+                <w:color w:val="5F6F80"/>
+                <w:sz w:val="18"/>
+                <w:szCs w:val="18"/>
+              </w:rPr>
+              <w:t xml:space="preserve">División larga</w:t>
+            </w:r>
+          </w:p>
+        </w:tc>
+        <w:tc>
+          <w:tcPr>
+            <w:tcW w:type="dxa" w:w="3160"/>
+            <w:tcMar>
+              <w:top w:type="dxa" w:w="80"/>
+              <w:left w:type="dxa" w:w="100"/>
+              <w:bottom w:type="dxa" w:w="80"/>
+              <w:right w:type="dxa" w:w="100"/>
+            </w:tcMar>
+            <w:vAlign w:val="top"/>
+          </w:tcPr>
+          <w:p>
+            <w:pPr>
+              <w:spacing w:after="0"/>
+            </w:pPr>
+            <w:r>
+              <w:rPr>
+                <w:sz w:val="20"/>
+                <w:szCs w:val="20"/>
+              </w:rPr>
+              <w:t xml:space="preserve">A method that repeats four steps — divide, multiply, subtract, bring down — until there are no digits left to bring down.</w:t>
+            </w:r>
+          </w:p>
+        </w:tc>
+        <w:tc>
+          <w:tcPr>
+            <w:tcW w:type="dxa" w:w="2200"/>
+            <w:tcMar>
+              <w:top w:type="dxa" w:w="80"/>
+              <w:left w:type="dxa" w:w="100"/>
+              <w:bottom w:type="dxa" w:w="80"/>
+              <w:right w:type="dxa" w:w="100"/>
+            </w:tcMar>
+            <w:vAlign w:val="top"/>
+          </w:tcPr>
+          <w:p>
+            <w:pPr>
+              <w:spacing w:after="40"/>
+            </w:pPr>
+            <w:r>
+              <w:rPr>
+                <w:i/>
+                <w:iCs/>
+                <w:color w:val="5F6F80"/>
+                <w:sz w:val="19"/>
+                <w:szCs w:val="19"/>
+              </w:rPr>
+              <w:t xml:space="preserve">Not Long division: write a counter-example that breaks the definition.</w:t>
+            </w:r>
+          </w:p>
+          <w:p>
+            <w:pPr>
+              <w:pBdr>
+                <w:bottom w:val="single" w:color="AFBECC" w:sz="6"/>
+              </w:pBdr>
+              <w:spacing w:after="30" w:before="150"/>
+            </w:pPr>
+            <w:r>
+              <w:t xml:space="preserve"/>
+            </w:r>
+          </w:p>
+        </w:tc>
+        <w:tc>
+          <w:tcPr>
+            <w:tcW w:type="dxa" w:w="2200"/>
+            <w:tcMar>
+              <w:top w:type="dxa" w:w="80"/>
+              <w:left w:type="dxa" w:w="100"/>
+              <w:bottom w:type="dxa" w:w="80"/>
+              <w:right w:type="dxa" w:w="100"/>
+            </w:tcMar>
+            <w:vAlign w:val="top"/>
+          </w:tcPr>
+          <w:p>
+            <w:pPr>
+              <w:spacing w:after="40"/>
               <w:jc w:val="center"/>
             </w:pPr>
             <w:r>
               <w:drawing>
                 <wp:inline distT="0" distB="0" distL="0" distR="0">
-                  <wp:extent cx="1047750" cy="790575"/>
+                  <wp:extent cx="876300" cy="657225"/>
                   <wp:effectExtent t="0" r="0" b="0" l="0"/>
                   <wp:docPr id="1" name="" descr="" title=""/>
                   <wp:cNvGraphicFramePr>
@@ -1215,7 +1613,7 @@
                         <pic:spPr bwMode="auto">
                           <a:xfrm>
                             <a:off x="0" y="0"/>
-                            <a:ext cx="1047750" cy="790575"/>
+                            <a:ext cx="876300" cy="657225"/>
                           </a:xfrm>
                           <a:prstGeom prst="rect">
                             <a:avLst/>
@@ -1228,69 +1626,10 @@
               </w:drawing>
             </w:r>
           </w:p>
-        </w:tc>
-        <w:tc>
-          <w:tcPr>
-            <w:tcW w:type="dxa" w:w="7560"/>
-            <w:tcMar>
-              <w:top w:type="dxa" w:w="100"/>
-              <w:left w:type="dxa" w:w="40"/>
-              <w:bottom w:type="dxa" w:w="100"/>
-              <w:right w:type="dxa" w:w="40"/>
-            </w:tcMar>
-            <w:vAlign w:val="center"/>
-          </w:tcPr>
-          <w:p>
-            <w:pPr>
-              <w:spacing w:after="50"/>
-            </w:pPr>
-            <w:r>
-              <w:rPr>
-                <w:b/>
-                <w:bCs/>
-                <w:color w:val="12355B"/>
-                <w:sz w:val="24"/>
-                <w:szCs w:val="24"/>
-              </w:rPr>
-              <w:t xml:space="preserve">Long division</w:t>
-            </w:r>
-            <w:r>
-              <w:rPr>
-                <w:i/>
-                <w:iCs/>
-                <w:color w:val="5F6F80"/>
-                <w:sz w:val="19"/>
-                <w:szCs w:val="19"/>
-              </w:rPr>
-              <w:t xml:space="preserve">   División larga</w:t>
-            </w:r>
-          </w:p>
-          <w:p>
-            <w:pPr>
-              <w:spacing w:after="40"/>
-            </w:pPr>
-            <w:r>
-              <w:rPr>
-                <w:sz w:val="21"/>
-                <w:szCs w:val="21"/>
-              </w:rPr>
-              <w:t xml:space="preserve">A method that repeats four steps — divide, multiply, subtract, bring down — until there are no digits left to bring down.</w:t>
-            </w:r>
-          </w:p>
           <w:p>
             <w:pPr>
               <w:spacing w:after="0"/>
             </w:pPr>
-            <w:r>
-              <w:rPr>
-                <w:b/>
-                <w:bCs/>
-                <w:color w:val="1FA6A2"/>
-                <w:sz w:val="18"/>
-                <w:szCs w:val="18"/>
-              </w:rPr>
-              <w:t xml:space="preserve">Example:  </w:t>
-            </w:r>
             <w:r>
               <w:rPr>
                 <w:i/>
@@ -1304,23 +1643,6 @@
           </w:p>
         </w:tc>
       </w:tr>
-    </w:tbl>
-    <w:tbl>
-      <w:tblPr>
-        <w:tblW w:type="pct" w:w="100%"/>
-        <w:tblBorders>
-          <w:top w:val="none" w:color="FFFFFF" w:sz="0"/>
-          <w:left w:val="none" w:color="FFFFFF" w:sz="0"/>
-          <w:bottom w:val="single" w:color="C7D2DD" w:sz="4"/>
-          <w:right w:val="none" w:color="FFFFFF" w:sz="0"/>
-          <w:insideH w:val="none" w:color="FFFFFF" w:sz="0"/>
-          <w:insideV w:val="none" w:color="FFFFFF" w:sz="0"/>
-        </w:tblBorders>
-      </w:tblPr>
-      <w:tblGrid>
-        <w:gridCol w:w="1800"/>
-        <w:gridCol w:w="7560"/>
-      </w:tblGrid>
       <w:tr>
         <w:trPr>
           <w:cantSplit/>
@@ -1329,22 +1651,126 @@
           <w:tcPr>
             <w:tcW w:type="dxa" w:w="1800"/>
             <w:tcMar>
-              <w:top w:type="dxa" w:w="100"/>
-              <w:left w:type="dxa" w:w="40"/>
-              <w:bottom w:type="dxa" w:w="100"/>
-              <w:right w:type="dxa" w:w="120"/>
+              <w:top w:type="dxa" w:w="80"/>
+              <w:left w:type="dxa" w:w="100"/>
+              <w:bottom w:type="dxa" w:w="80"/>
+              <w:right w:type="dxa" w:w="100"/>
             </w:tcMar>
-            <w:vAlign w:val="center"/>
+            <w:vAlign w:val="top"/>
           </w:tcPr>
           <w:p>
             <w:pPr>
+              <w:spacing w:after="30"/>
+            </w:pPr>
+            <w:r>
+              <w:rPr>
+                <w:b/>
+                <w:bCs/>
+                <w:color w:val="12355B"/>
+                <w:sz w:val="21"/>
+                <w:szCs w:val="21"/>
+              </w:rPr>
+              <w:t xml:space="preserve">Bring down</w:t>
+            </w:r>
+          </w:p>
+          <w:p>
+            <w:pPr>
               <w:spacing w:after="0"/>
+            </w:pPr>
+            <w:r>
+              <w:rPr>
+                <w:i/>
+                <w:iCs/>
+                <w:color w:val="5F6F80"/>
+                <w:sz w:val="18"/>
+                <w:szCs w:val="18"/>
+              </w:rPr>
+              <w:t xml:space="preserve">Bajar el dígito</w:t>
+            </w:r>
+          </w:p>
+        </w:tc>
+        <w:tc>
+          <w:tcPr>
+            <w:tcW w:type="dxa" w:w="3160"/>
+            <w:tcMar>
+              <w:top w:type="dxa" w:w="80"/>
+              <w:left w:type="dxa" w:w="100"/>
+              <w:bottom w:type="dxa" w:w="80"/>
+              <w:right w:type="dxa" w:w="100"/>
+            </w:tcMar>
+            <w:vAlign w:val="top"/>
+          </w:tcPr>
+          <w:p>
+            <w:pPr>
+              <w:spacing w:after="0"/>
+            </w:pPr>
+            <w:r>
+              <w:rPr>
+                <w:sz w:val="20"/>
+                <w:szCs w:val="20"/>
+              </w:rPr>
+              <w:t xml:space="preserve">The fourth step of long division: move the next digit of the dividend down next to what is left, then start the cycle again.</w:t>
+            </w:r>
+          </w:p>
+        </w:tc>
+        <w:tc>
+          <w:tcPr>
+            <w:tcW w:type="dxa" w:w="2200"/>
+            <w:tcMar>
+              <w:top w:type="dxa" w:w="80"/>
+              <w:left w:type="dxa" w:w="100"/>
+              <w:bottom w:type="dxa" w:w="80"/>
+              <w:right w:type="dxa" w:w="100"/>
+            </w:tcMar>
+            <w:vAlign w:val="top"/>
+          </w:tcPr>
+          <w:p>
+            <w:pPr>
+              <w:spacing w:after="40"/>
+            </w:pPr>
+            <w:r>
+              <w:rPr>
+                <w:i/>
+                <w:iCs/>
+                <w:color w:val="5F6F80"/>
+                <w:sz w:val="19"/>
+                <w:szCs w:val="19"/>
+              </w:rPr>
+              <w:t xml:space="preserve">Not Bring down: write a counter-example that breaks the definition.</w:t>
+            </w:r>
+          </w:p>
+          <w:p>
+            <w:pPr>
+              <w:pBdr>
+                <w:bottom w:val="single" w:color="AFBECC" w:sz="6"/>
+              </w:pBdr>
+              <w:spacing w:after="30" w:before="150"/>
+            </w:pPr>
+            <w:r>
+              <w:t xml:space="preserve"/>
+            </w:r>
+          </w:p>
+        </w:tc>
+        <w:tc>
+          <w:tcPr>
+            <w:tcW w:type="dxa" w:w="2200"/>
+            <w:tcMar>
+              <w:top w:type="dxa" w:w="80"/>
+              <w:left w:type="dxa" w:w="100"/>
+              <w:bottom w:type="dxa" w:w="80"/>
+              <w:right w:type="dxa" w:w="100"/>
+            </w:tcMar>
+            <w:vAlign w:val="top"/>
+          </w:tcPr>
+          <w:p>
+            <w:pPr>
+              <w:spacing w:after="40"/>
               <w:jc w:val="center"/>
             </w:pPr>
             <w:r>
               <w:drawing>
                 <wp:inline distT="0" distB="0" distL="0" distR="0">
-                  <wp:extent cx="1047750" cy="790575"/>
+                  <wp:extent cx="876300" cy="657225"/>
                   <wp:effectExtent t="0" r="0" b="0" l="0"/>
                   <wp:docPr id="1" name="" descr="" title=""/>
                   <wp:cNvGraphicFramePr>
@@ -1369,7 +1795,7 @@
                         <pic:spPr bwMode="auto">
                           <a:xfrm>
                             <a:off x="0" y="0"/>
-                            <a:ext cx="1047750" cy="790575"/>
+                            <a:ext cx="876300" cy="657225"/>
                           </a:xfrm>
                           <a:prstGeom prst="rect">
                             <a:avLst/>
@@ -1382,69 +1808,10 @@
               </w:drawing>
             </w:r>
           </w:p>
-        </w:tc>
-        <w:tc>
-          <w:tcPr>
-            <w:tcW w:type="dxa" w:w="7560"/>
-            <w:tcMar>
-              <w:top w:type="dxa" w:w="100"/>
-              <w:left w:type="dxa" w:w="40"/>
-              <w:bottom w:type="dxa" w:w="100"/>
-              <w:right w:type="dxa" w:w="40"/>
-            </w:tcMar>
-            <w:vAlign w:val="center"/>
-          </w:tcPr>
-          <w:p>
-            <w:pPr>
-              <w:spacing w:after="50"/>
-            </w:pPr>
-            <w:r>
-              <w:rPr>
-                <w:b/>
-                <w:bCs/>
-                <w:color w:val="12355B"/>
-                <w:sz w:val="24"/>
-                <w:szCs w:val="24"/>
-              </w:rPr>
-              <w:t xml:space="preserve">Bring down</w:t>
-            </w:r>
-            <w:r>
-              <w:rPr>
-                <w:i/>
-                <w:iCs/>
-                <w:color w:val="5F6F80"/>
-                <w:sz w:val="19"/>
-                <w:szCs w:val="19"/>
-              </w:rPr>
-              <w:t xml:space="preserve">   Bajar el dígito</w:t>
-            </w:r>
-          </w:p>
-          <w:p>
-            <w:pPr>
-              <w:spacing w:after="40"/>
-            </w:pPr>
-            <w:r>
-              <w:rPr>
-                <w:sz w:val="21"/>
-                <w:szCs w:val="21"/>
-              </w:rPr>
-              <w:t xml:space="preserve">The fourth step of long division: move the next digit of the dividend down next to what is left, then start the cycle again.</w:t>
-            </w:r>
-          </w:p>
           <w:p>
             <w:pPr>
               <w:spacing w:after="0"/>
             </w:pPr>
-            <w:r>
-              <w:rPr>
-                <w:b/>
-                <w:bCs/>
-                <w:color w:val="1FA6A2"/>
-                <w:sz w:val="18"/>
-                <w:szCs w:val="18"/>
-              </w:rPr>
-              <w:t xml:space="preserve">Example:  </w:t>
-            </w:r>
             <w:r>
               <w:rPr>
                 <w:i/>
@@ -3886,7 +4253,7 @@
           <w:sz w:val="19"/>
           <w:szCs w:val="19"/>
         </w:rPr>
-        <w:t xml:space="preserve">   You Do — show your work</w:t>
+        <w:t xml:space="preserve">   You Do — show your work and reasoning</w:t>
       </w:r>
     </w:p>
     <w:p>
@@ -3901,7 +4268,7 @@
           <w:sz w:val="19"/>
           <w:szCs w:val="19"/>
         </w:rPr>
-        <w:t xml:space="preserve">Solve each problem. Show your thinking in the work box.</w:t>
+        <w:t xml:space="preserve">Solve each problem in the middle column and explain your reasoning using the sentence starters on the right.</w:t>
       </w:r>
     </w:p>
     <w:p>
@@ -3930,120 +4297,258 @@
         <w:t xml:space="preserve">   extra scaffolding</w:t>
       </w:r>
     </w:p>
-    <w:p>
-      <w:pPr>
-        <w:keepNext/>
-        <w:spacing w:after="60" w:before="160"/>
-      </w:pPr>
-      <w:r>
-        <w:rPr>
-          <w:b/>
-          <w:bCs/>
-          <w:color w:val="12355B"/>
-          <w:sz w:val="22"/>
-          <w:szCs w:val="22"/>
-        </w:rPr>
-        <w:t xml:space="preserve">1.  </w:t>
-      </w:r>
-      <w:r>
-        <w:rPr>
-          <w:b/>
-          <w:bCs/>
-          <w:sz w:val="21"/>
-          <w:szCs w:val="21"/>
-        </w:rPr>
-        <w:t xml:space="preserve">What is 756 ÷ 9?</w:t>
-      </w:r>
-    </w:p>
-    <w:p>
-      <w:pPr>
-        <w:spacing w:after="40"/>
-        <w:ind w:left="420"/>
-      </w:pPr>
-      <w:r>
-        <w:rPr>
-          <w:sz w:val="20"/>
-          <w:szCs w:val="20"/>
-        </w:rPr>
-        <w:t xml:space="preserve">A)  83</w:t>
-      </w:r>
-    </w:p>
-    <w:p>
-      <w:pPr>
-        <w:spacing w:after="40"/>
-        <w:ind w:left="420"/>
-      </w:pPr>
-      <w:r>
-        <w:rPr>
-          <w:sz w:val="20"/>
-          <w:szCs w:val="20"/>
-        </w:rPr>
-        <w:t xml:space="preserve">B)  84</w:t>
-      </w:r>
-    </w:p>
-    <w:p>
-      <w:pPr>
-        <w:spacing w:after="40"/>
-        <w:ind w:left="420"/>
-      </w:pPr>
-      <w:r>
-        <w:rPr>
-          <w:sz w:val="20"/>
-          <w:szCs w:val="20"/>
-        </w:rPr>
-        <w:t xml:space="preserve">C)  86</w:t>
-      </w:r>
-    </w:p>
-    <w:p>
-      <w:pPr>
-        <w:spacing w:after="40"/>
-        <w:ind w:left="420"/>
-      </w:pPr>
-      <w:r>
-        <w:rPr>
-          <w:sz w:val="20"/>
-          <w:szCs w:val="20"/>
-        </w:rPr>
-        <w:t xml:space="preserve">D)  94</w:t>
-      </w:r>
-    </w:p>
-    <w:p>
-      <w:pPr>
-        <w:spacing w:after="20"/>
-      </w:pPr>
-      <w:r>
-        <w:t xml:space="preserve"/>
-      </w:r>
-    </w:p>
     <w:tbl>
       <w:tblPr>
-        <w:tblW w:type="pct" w:w="100%"/>
+        <w:tblW w:type="dxa" w:w="9360"/>
         <w:tblBorders>
           <w:top w:val="single" w:color="C7D2DD" w:sz="6"/>
           <w:left w:val="single" w:color="C7D2DD" w:sz="6"/>
           <w:bottom w:val="single" w:color="C7D2DD" w:sz="6"/>
           <w:right w:val="single" w:color="C7D2DD" w:sz="6"/>
-          <w:insideH w:val="single" w:color="auto" w:sz="4"/>
-          <w:insideV w:val="single" w:color="auto" w:sz="4"/>
+          <w:insideH w:val="single" w:color="C7D2DD" w:sz="6"/>
+          <w:insideV w:val="single" w:color="C7D2DD" w:sz="6"/>
         </w:tblBorders>
       </w:tblPr>
       <w:tblGrid>
-        <w:gridCol w:w="100"/>
+        <w:gridCol w:w="2800"/>
+        <w:gridCol w:w="3560"/>
+        <w:gridCol w:w="3000"/>
       </w:tblGrid>
       <w:tr>
+        <w:trPr>
+          <w:cantSplit/>
+          <w:tblHeader/>
+        </w:trPr>
         <w:tc>
           <w:tcPr>
+            <w:tcW w:type="dxa" w:w="2800"/>
+            <w:shd w:fill="EEF4F8" w:color="auto" w:val="clear"/>
+            <w:tcMar>
+              <w:top w:type="dxa" w:w="60"/>
+              <w:left w:type="dxa" w:w="100"/>
+              <w:bottom w:type="dxa" w:w="60"/>
+              <w:right w:type="dxa" w:w="100"/>
+            </w:tcMar>
+          </w:tcPr>
+          <w:p>
+            <w:pPr>
+              <w:spacing w:after="0"/>
+            </w:pPr>
+            <w:r>
+              <w:rPr>
+                <w:b/>
+                <w:bCs/>
+                <w:color w:val="12355B"/>
+                <w:sz w:val="16"/>
+                <w:szCs w:val="16"/>
+              </w:rPr>
+              <w:t xml:space="preserve">CORE PROBLEM / GIVEN REPRESENTATION</w:t>
+            </w:r>
+          </w:p>
+        </w:tc>
+        <w:tc>
+          <w:tcPr>
+            <w:tcW w:type="dxa" w:w="3560"/>
+            <w:shd w:fill="EEF4F8" w:color="auto" w:val="clear"/>
+            <w:tcMar>
+              <w:top w:type="dxa" w:w="60"/>
+              <w:left w:type="dxa" w:w="100"/>
+              <w:bottom w:type="dxa" w:w="60"/>
+              <w:right w:type="dxa" w:w="100"/>
+            </w:tcMar>
+          </w:tcPr>
+          <w:p>
+            <w:pPr>
+              <w:spacing w:after="0"/>
+            </w:pPr>
+            <w:r>
+              <w:rPr>
+                <w:b/>
+                <w:bCs/>
+                <w:color w:val="12355B"/>
+                <w:sz w:val="16"/>
+                <w:szCs w:val="16"/>
+              </w:rPr>
+              <w:t xml:space="preserve">WORKING SPACE / CALCULATION STEPS</w:t>
+            </w:r>
+          </w:p>
+        </w:tc>
+        <w:tc>
+          <w:tcPr>
+            <w:tcW w:type="dxa" w:w="3000"/>
             <w:shd w:fill="FBF3E2" w:color="auto" w:val="clear"/>
             <w:tcMar>
               <w:top w:type="dxa" w:w="60"/>
-              <w:left w:type="dxa" w:w="120"/>
+              <w:left w:type="dxa" w:w="100"/>
               <w:bottom w:type="dxa" w:w="60"/>
-              <w:right w:type="dxa" w:w="120"/>
+              <w:right w:type="dxa" w:w="100"/>
             </w:tcMar>
           </w:tcPr>
           <w:p>
             <w:pPr>
-              <w:spacing w:after="0" w:line="320"/>
+              <w:spacing w:after="0"/>
+            </w:pPr>
+            <w:r>
+              <w:rPr>
+                <w:b/>
+                <w:bCs/>
+                <w:color w:val="B97A12"/>
+                <w:sz w:val="16"/>
+                <w:szCs w:val="16"/>
+              </w:rPr>
+              <w:t xml:space="preserve">EXPLAIN YOUR REASONING</w:t>
+            </w:r>
+          </w:p>
+        </w:tc>
+      </w:tr>
+      <w:tr>
+        <w:trPr>
+          <w:cantSplit/>
+        </w:trPr>
+        <w:tc>
+          <w:tcPr>
+            <w:tcW w:type="dxa" w:w="2800"/>
+            <w:tcMar>
+              <w:top w:type="dxa" w:w="80"/>
+              <w:left w:type="dxa" w:w="100"/>
+              <w:bottom w:type="dxa" w:w="80"/>
+              <w:right w:type="dxa" w:w="100"/>
+            </w:tcMar>
+            <w:vAlign w:val="top"/>
+          </w:tcPr>
+          <w:p>
+            <w:pPr>
+              <w:spacing w:after="60"/>
+            </w:pPr>
+            <w:r>
+              <w:rPr>
+                <w:b/>
+                <w:bCs/>
+                <w:color w:val="12355B"/>
+                <w:sz w:val="21"/>
+                <w:szCs w:val="21"/>
+              </w:rPr>
+              <w:t xml:space="preserve">1.  </w:t>
+            </w:r>
+            <w:r>
+              <w:rPr>
+                <w:b/>
+                <w:bCs/>
+                <w:sz w:val="20"/>
+                <w:szCs w:val="20"/>
+              </w:rPr>
+              <w:t xml:space="preserve">What is 756 ÷ 9?</w:t>
+            </w:r>
+          </w:p>
+          <w:p>
+            <w:pPr>
+              <w:spacing w:after="30"/>
+              <w:ind w:left="180"/>
+            </w:pPr>
+            <w:r>
+              <w:rPr>
+                <w:sz w:val="19"/>
+                <w:szCs w:val="19"/>
+              </w:rPr>
+              <w:t xml:space="preserve">A)  83</w:t>
+            </w:r>
+          </w:p>
+          <w:p>
+            <w:pPr>
+              <w:spacing w:after="30"/>
+              <w:ind w:left="180"/>
+            </w:pPr>
+            <w:r>
+              <w:rPr>
+                <w:sz w:val="19"/>
+                <w:szCs w:val="19"/>
+              </w:rPr>
+              <w:t xml:space="preserve">B)  84</w:t>
+            </w:r>
+          </w:p>
+          <w:p>
+            <w:pPr>
+              <w:spacing w:after="30"/>
+              <w:ind w:left="180"/>
+            </w:pPr>
+            <w:r>
+              <w:rPr>
+                <w:sz w:val="19"/>
+                <w:szCs w:val="19"/>
+              </w:rPr>
+              <w:t xml:space="preserve">C)  86</w:t>
+            </w:r>
+          </w:p>
+          <w:p>
+            <w:pPr>
+              <w:spacing w:after="30"/>
+              <w:ind w:left="180"/>
+            </w:pPr>
+            <w:r>
+              <w:rPr>
+                <w:sz w:val="19"/>
+                <w:szCs w:val="19"/>
+              </w:rPr>
+              <w:t xml:space="preserve">D)  94</w:t>
+            </w:r>
+          </w:p>
+        </w:tc>
+        <w:tc>
+          <w:tcPr>
+            <w:tcW w:type="dxa" w:w="3560"/>
+            <w:tcMar>
+              <w:top w:type="dxa" w:w="80"/>
+              <w:left w:type="dxa" w:w="100"/>
+              <w:bottom w:type="dxa" w:w="80"/>
+              <w:right w:type="dxa" w:w="100"/>
+            </w:tcMar>
+            <w:vAlign w:val="top"/>
+          </w:tcPr>
+          <w:p>
+            <w:pPr>
+              <w:spacing w:after="40"/>
+            </w:pPr>
+            <w:r>
+              <w:rPr>
+                <w:b/>
+                <w:bCs/>
+                <w:color w:val="1FA6A2"/>
+                <w:sz w:val="19"/>
+                <w:szCs w:val="19"/>
+              </w:rPr>
+              <w:t xml:space="preserve">Solution:  </w:t>
+            </w:r>
+            <w:r>
+              <w:rPr>
+                <w:b/>
+                <w:bCs/>
+                <w:sz w:val="19"/>
+                <w:szCs w:val="19"/>
+              </w:rPr>
+              <w:t xml:space="preserve">B)  84</w:t>
+            </w:r>
+          </w:p>
+          <w:p>
+            <w:pPr>
+              <w:spacing w:after="40"/>
+            </w:pPr>
+            <w:r>
+              <w:rPr>
+                <w:i/>
+                <w:iCs/>
+                <w:color w:val="5F6F80"/>
+                <w:sz w:val="18"/>
+                <w:szCs w:val="18"/>
+              </w:rPr>
+              <w:t xml:space="preserve">9 × 84 = 756. Running the cycle: 75 ÷ 9 → 8 with 3 left, then 36 ÷ 9 → 4 with 0 left, so the quotient is 84 and the remainder is 0.</w:t>
+            </w:r>
+          </w:p>
+          <w:p>
+            <w:pPr>
+              <w:pBdr>
+                <w:bottom w:val="single" w:color="AFBECC" w:sz="6"/>
+              </w:pBdr>
+              <w:spacing w:after="30" w:before="150"/>
             </w:pPr>
             <w:r>
               <w:t xml:space="preserve"/>
@@ -4051,7 +4556,125 @@
           </w:p>
           <w:p>
             <w:pPr>
-              <w:spacing w:after="0" w:line="320"/>
+              <w:pBdr>
+                <w:bottom w:val="single" w:color="AFBECC" w:sz="6"/>
+              </w:pBdr>
+              <w:spacing w:after="30" w:before="150"/>
+            </w:pPr>
+            <w:r>
+              <w:t xml:space="preserve"/>
+            </w:r>
+          </w:p>
+        </w:tc>
+        <w:tc>
+          <w:tcPr>
+            <w:tcW w:type="dxa" w:w="3000"/>
+            <w:shd w:fill="FBF3E2" w:color="auto" w:val="clear"/>
+            <w:tcMar>
+              <w:top w:type="dxa" w:w="80"/>
+              <w:left w:type="dxa" w:w="100"/>
+              <w:bottom w:type="dxa" w:w="80"/>
+              <w:right w:type="dxa" w:w="100"/>
+            </w:tcMar>
+            <w:vAlign w:val="top"/>
+          </w:tcPr>
+          <w:p>
+            <w:pPr>
+              <w:spacing w:after="40"/>
+            </w:pPr>
+            <w:r>
+              <w:rPr>
+                <w:b/>
+                <w:bCs/>
+                <w:color w:val="12355B"/>
+                <w:sz w:val="19"/>
+                <w:szCs w:val="19"/>
+              </w:rPr>
+              <w:t xml:space="preserve">Because... </w:t>
+            </w:r>
+            <w:r>
+              <w:rPr>
+                <w:color w:val="AFBECC"/>
+                <w:sz w:val="19"/>
+                <w:szCs w:val="19"/>
+              </w:rPr>
+              <w:t xml:space="preserve">________________</w:t>
+            </w:r>
+          </w:p>
+          <w:p>
+            <w:pPr>
+              <w:pBdr>
+                <w:bottom w:val="single" w:color="AFBECC" w:sz="6"/>
+              </w:pBdr>
+              <w:spacing w:after="30" w:before="150"/>
+            </w:pPr>
+            <w:r>
+              <w:t xml:space="preserve"/>
+            </w:r>
+          </w:p>
+          <w:p>
+            <w:pPr>
+              <w:spacing w:after="40" w:before="80"/>
+            </w:pPr>
+            <w:r>
+              <w:rPr>
+                <w:b/>
+                <w:bCs/>
+                <w:color w:val="6B4FA0"/>
+                <w:sz w:val="19"/>
+                <w:szCs w:val="19"/>
+              </w:rPr>
+              <w:t xml:space="preserve">Although... </w:t>
+            </w:r>
+            <w:r>
+              <w:rPr>
+                <w:color w:val="AFBECC"/>
+                <w:sz w:val="19"/>
+                <w:szCs w:val="19"/>
+              </w:rPr>
+              <w:t xml:space="preserve">_______________</w:t>
+            </w:r>
+          </w:p>
+          <w:p>
+            <w:pPr>
+              <w:pBdr>
+                <w:bottom w:val="single" w:color="AFBECC" w:sz="6"/>
+              </w:pBdr>
+              <w:spacing w:after="30" w:before="150"/>
+            </w:pPr>
+            <w:r>
+              <w:t xml:space="preserve"/>
+            </w:r>
+          </w:p>
+          <w:p>
+            <w:pPr>
+              <w:spacing w:after="40" w:before="80"/>
+            </w:pPr>
+            <w:r>
+              <w:rPr>
+                <w:b/>
+                <w:bCs/>
+                <w:color w:val="1FA6A2"/>
+                <w:sz w:val="19"/>
+                <w:szCs w:val="19"/>
+              </w:rPr>
+              <w:t xml:space="preserve">Therefore... </w:t>
+            </w:r>
+            <w:r>
+              <w:rPr>
+                <w:color w:val="AFBECC"/>
+                <w:sz w:val="19"/>
+                <w:szCs w:val="19"/>
+              </w:rPr>
+              <w:t xml:space="preserve">______________</w:t>
+            </w:r>
+          </w:p>
+          <w:p>
+            <w:pPr>
+              <w:pBdr>
+                <w:bottom w:val="single" w:color="AFBECC" w:sz="6"/>
+              </w:pBdr>
+              <w:spacing w:after="30" w:before="150"/>
             </w:pPr>
             <w:r>
               <w:t xml:space="preserve"/>
@@ -4062,84 +4685,7 @@
     </w:tbl>
     <w:p>
       <w:pPr>
-        <w:keepNext/>
-        <w:spacing w:after="60" w:before="160"/>
-      </w:pPr>
-      <w:r>
-        <w:rPr>
-          <w:b/>
-          <w:bCs/>
-          <w:color w:val="12355B"/>
-          <w:sz w:val="22"/>
-          <w:szCs w:val="22"/>
-        </w:rPr>
-        <w:t xml:space="preserve">2.  </w:t>
-      </w:r>
-      <w:r>
-        <w:rPr>
-          <w:b/>
-          <w:bCs/>
-          <w:sz w:val="21"/>
-          <w:szCs w:val="21"/>
-        </w:rPr>
-        <w:t xml:space="preserve">What is 1,125 ÷ 9?</w:t>
-      </w:r>
-    </w:p>
-    <w:p>
-      <w:pPr>
-        <w:spacing w:after="40"/>
-        <w:ind w:left="420"/>
-      </w:pPr>
-      <w:r>
-        <w:rPr>
-          <w:sz w:val="20"/>
-          <w:szCs w:val="20"/>
-        </w:rPr>
-        <w:t xml:space="preserve">A)  115</w:t>
-      </w:r>
-    </w:p>
-    <w:p>
-      <w:pPr>
-        <w:spacing w:after="40"/>
-        <w:ind w:left="420"/>
-      </w:pPr>
-      <w:r>
-        <w:rPr>
-          <w:sz w:val="20"/>
-          <w:szCs w:val="20"/>
-        </w:rPr>
-        <w:t xml:space="preserve">B)  124</w:t>
-      </w:r>
-    </w:p>
-    <w:p>
-      <w:pPr>
-        <w:spacing w:after="40"/>
-        <w:ind w:left="420"/>
-      </w:pPr>
-      <w:r>
-        <w:rPr>
-          <w:sz w:val="20"/>
-          <w:szCs w:val="20"/>
-        </w:rPr>
-        <w:t xml:space="preserve">C)  125</w:t>
-      </w:r>
-    </w:p>
-    <w:p>
-      <w:pPr>
-        <w:spacing w:after="40"/>
-        <w:ind w:left="420"/>
-      </w:pPr>
-      <w:r>
-        <w:rPr>
-          <w:sz w:val="20"/>
-          <w:szCs w:val="20"/>
-        </w:rPr>
-        <w:t xml:space="preserve">D)  135</w:t>
-      </w:r>
-    </w:p>
-    <w:p>
-      <w:pPr>
-        <w:spacing w:after="20"/>
+        <w:spacing w:after="80"/>
       </w:pPr>
       <w:r>
         <w:t xml:space="preserve"/>
@@ -4147,33 +4693,256 @@
     </w:p>
     <w:tbl>
       <w:tblPr>
-        <w:tblW w:type="pct" w:w="100%"/>
+        <w:tblW w:type="dxa" w:w="9360"/>
         <w:tblBorders>
           <w:top w:val="single" w:color="C7D2DD" w:sz="6"/>
           <w:left w:val="single" w:color="C7D2DD" w:sz="6"/>
           <w:bottom w:val="single" w:color="C7D2DD" w:sz="6"/>
           <w:right w:val="single" w:color="C7D2DD" w:sz="6"/>
-          <w:insideH w:val="single" w:color="auto" w:sz="4"/>
-          <w:insideV w:val="single" w:color="auto" w:sz="4"/>
+          <w:insideH w:val="single" w:color="C7D2DD" w:sz="6"/>
+          <w:insideV w:val="single" w:color="C7D2DD" w:sz="6"/>
         </w:tblBorders>
       </w:tblPr>
       <w:tblGrid>
-        <w:gridCol w:w="100"/>
+        <w:gridCol w:w="2800"/>
+        <w:gridCol w:w="3560"/>
+        <w:gridCol w:w="3000"/>
       </w:tblGrid>
       <w:tr>
+        <w:trPr>
+          <w:cantSplit/>
+          <w:tblHeader/>
+        </w:trPr>
         <w:tc>
           <w:tcPr>
+            <w:tcW w:type="dxa" w:w="2800"/>
+            <w:shd w:fill="EEF4F8" w:color="auto" w:val="clear"/>
+            <w:tcMar>
+              <w:top w:type="dxa" w:w="60"/>
+              <w:left w:type="dxa" w:w="100"/>
+              <w:bottom w:type="dxa" w:w="60"/>
+              <w:right w:type="dxa" w:w="100"/>
+            </w:tcMar>
+          </w:tcPr>
+          <w:p>
+            <w:pPr>
+              <w:spacing w:after="0"/>
+            </w:pPr>
+            <w:r>
+              <w:rPr>
+                <w:b/>
+                <w:bCs/>
+                <w:color w:val="12355B"/>
+                <w:sz w:val="16"/>
+                <w:szCs w:val="16"/>
+              </w:rPr>
+              <w:t xml:space="preserve">CORE PROBLEM / GIVEN REPRESENTATION</w:t>
+            </w:r>
+          </w:p>
+        </w:tc>
+        <w:tc>
+          <w:tcPr>
+            <w:tcW w:type="dxa" w:w="3560"/>
+            <w:shd w:fill="EEF4F8" w:color="auto" w:val="clear"/>
+            <w:tcMar>
+              <w:top w:type="dxa" w:w="60"/>
+              <w:left w:type="dxa" w:w="100"/>
+              <w:bottom w:type="dxa" w:w="60"/>
+              <w:right w:type="dxa" w:w="100"/>
+            </w:tcMar>
+          </w:tcPr>
+          <w:p>
+            <w:pPr>
+              <w:spacing w:after="0"/>
+            </w:pPr>
+            <w:r>
+              <w:rPr>
+                <w:b/>
+                <w:bCs/>
+                <w:color w:val="12355B"/>
+                <w:sz w:val="16"/>
+                <w:szCs w:val="16"/>
+              </w:rPr>
+              <w:t xml:space="preserve">WORKING SPACE / CALCULATION STEPS</w:t>
+            </w:r>
+          </w:p>
+        </w:tc>
+        <w:tc>
+          <w:tcPr>
+            <w:tcW w:type="dxa" w:w="3000"/>
             <w:shd w:fill="FBF3E2" w:color="auto" w:val="clear"/>
             <w:tcMar>
               <w:top w:type="dxa" w:w="60"/>
-              <w:left w:type="dxa" w:w="120"/>
+              <w:left w:type="dxa" w:w="100"/>
               <w:bottom w:type="dxa" w:w="60"/>
-              <w:right w:type="dxa" w:w="120"/>
+              <w:right w:type="dxa" w:w="100"/>
             </w:tcMar>
           </w:tcPr>
           <w:p>
             <w:pPr>
-              <w:spacing w:after="0" w:line="320"/>
+              <w:spacing w:after="0"/>
+            </w:pPr>
+            <w:r>
+              <w:rPr>
+                <w:b/>
+                <w:bCs/>
+                <w:color w:val="B97A12"/>
+                <w:sz w:val="16"/>
+                <w:szCs w:val="16"/>
+              </w:rPr>
+              <w:t xml:space="preserve">EXPLAIN YOUR REASONING</w:t>
+            </w:r>
+          </w:p>
+        </w:tc>
+      </w:tr>
+      <w:tr>
+        <w:trPr>
+          <w:cantSplit/>
+        </w:trPr>
+        <w:tc>
+          <w:tcPr>
+            <w:tcW w:type="dxa" w:w="2800"/>
+            <w:tcMar>
+              <w:top w:type="dxa" w:w="80"/>
+              <w:left w:type="dxa" w:w="100"/>
+              <w:bottom w:type="dxa" w:w="80"/>
+              <w:right w:type="dxa" w:w="100"/>
+            </w:tcMar>
+            <w:vAlign w:val="top"/>
+          </w:tcPr>
+          <w:p>
+            <w:pPr>
+              <w:spacing w:after="60"/>
+            </w:pPr>
+            <w:r>
+              <w:rPr>
+                <w:b/>
+                <w:bCs/>
+                <w:color w:val="12355B"/>
+                <w:sz w:val="21"/>
+                <w:szCs w:val="21"/>
+              </w:rPr>
+              <w:t xml:space="preserve">2.  </w:t>
+            </w:r>
+            <w:r>
+              <w:rPr>
+                <w:b/>
+                <w:bCs/>
+                <w:sz w:val="20"/>
+                <w:szCs w:val="20"/>
+              </w:rPr>
+              <w:t xml:space="preserve">What is 1,125 ÷ 9?</w:t>
+            </w:r>
+          </w:p>
+          <w:p>
+            <w:pPr>
+              <w:spacing w:after="30"/>
+              <w:ind w:left="180"/>
+            </w:pPr>
+            <w:r>
+              <w:rPr>
+                <w:sz w:val="19"/>
+                <w:szCs w:val="19"/>
+              </w:rPr>
+              <w:t xml:space="preserve">A)  115</w:t>
+            </w:r>
+          </w:p>
+          <w:p>
+            <w:pPr>
+              <w:spacing w:after="30"/>
+              <w:ind w:left="180"/>
+            </w:pPr>
+            <w:r>
+              <w:rPr>
+                <w:sz w:val="19"/>
+                <w:szCs w:val="19"/>
+              </w:rPr>
+              <w:t xml:space="preserve">B)  124</w:t>
+            </w:r>
+          </w:p>
+          <w:p>
+            <w:pPr>
+              <w:spacing w:after="30"/>
+              <w:ind w:left="180"/>
+            </w:pPr>
+            <w:r>
+              <w:rPr>
+                <w:sz w:val="19"/>
+                <w:szCs w:val="19"/>
+              </w:rPr>
+              <w:t xml:space="preserve">C)  125</w:t>
+            </w:r>
+          </w:p>
+          <w:p>
+            <w:pPr>
+              <w:spacing w:after="30"/>
+              <w:ind w:left="180"/>
+            </w:pPr>
+            <w:r>
+              <w:rPr>
+                <w:sz w:val="19"/>
+                <w:szCs w:val="19"/>
+              </w:rPr>
+              <w:t xml:space="preserve">D)  135</w:t>
+            </w:r>
+          </w:p>
+        </w:tc>
+        <w:tc>
+          <w:tcPr>
+            <w:tcW w:type="dxa" w:w="3560"/>
+            <w:tcMar>
+              <w:top w:type="dxa" w:w="80"/>
+              <w:left w:type="dxa" w:w="100"/>
+              <w:bottom w:type="dxa" w:w="80"/>
+              <w:right w:type="dxa" w:w="100"/>
+            </w:tcMar>
+            <w:vAlign w:val="top"/>
+          </w:tcPr>
+          <w:p>
+            <w:pPr>
+              <w:spacing w:after="40"/>
+            </w:pPr>
+            <w:r>
+              <w:rPr>
+                <w:b/>
+                <w:bCs/>
+                <w:color w:val="1FA6A2"/>
+                <w:sz w:val="19"/>
+                <w:szCs w:val="19"/>
+              </w:rPr>
+              <w:t xml:space="preserve">Solution:  </w:t>
+            </w:r>
+            <w:r>
+              <w:rPr>
+                <w:b/>
+                <w:bCs/>
+                <w:sz w:val="19"/>
+                <w:szCs w:val="19"/>
+              </w:rPr>
+              <w:t xml:space="preserve">C)  125</w:t>
+            </w:r>
+          </w:p>
+          <w:p>
+            <w:pPr>
+              <w:spacing w:after="40"/>
+            </w:pPr>
+            <w:r>
+              <w:rPr>
+                <w:i/>
+                <w:iCs/>
+                <w:color w:val="5F6F80"/>
+                <w:sz w:val="18"/>
+                <w:szCs w:val="18"/>
+              </w:rPr>
+              <w:t xml:space="preserve">9 × 125 = 1,125. Running the cycle: 11 ÷ 9 → 1 with 2 left, 22 ÷ 9 → 2 with 4 left, 45 ÷ 9 → 5 with 0 left, so the quotient is 125.</w:t>
+            </w:r>
+          </w:p>
+          <w:p>
+            <w:pPr>
+              <w:pBdr>
+                <w:bottom w:val="single" w:color="AFBECC" w:sz="6"/>
+              </w:pBdr>
+              <w:spacing w:after="30" w:before="150"/>
             </w:pPr>
             <w:r>
               <w:t xml:space="preserve"/>
@@ -4181,7 +4950,125 @@
           </w:p>
           <w:p>
             <w:pPr>
-              <w:spacing w:after="0" w:line="320"/>
+              <w:pBdr>
+                <w:bottom w:val="single" w:color="AFBECC" w:sz="6"/>
+              </w:pBdr>
+              <w:spacing w:after="30" w:before="150"/>
+            </w:pPr>
+            <w:r>
+              <w:t xml:space="preserve"/>
+            </w:r>
+          </w:p>
+        </w:tc>
+        <w:tc>
+          <w:tcPr>
+            <w:tcW w:type="dxa" w:w="3000"/>
+            <w:shd w:fill="FBF3E2" w:color="auto" w:val="clear"/>
+            <w:tcMar>
+              <w:top w:type="dxa" w:w="80"/>
+              <w:left w:type="dxa" w:w="100"/>
+              <w:bottom w:type="dxa" w:w="80"/>
+              <w:right w:type="dxa" w:w="100"/>
+            </w:tcMar>
+            <w:vAlign w:val="top"/>
+          </w:tcPr>
+          <w:p>
+            <w:pPr>
+              <w:spacing w:after="40"/>
+            </w:pPr>
+            <w:r>
+              <w:rPr>
+                <w:b/>
+                <w:bCs/>
+                <w:color w:val="12355B"/>
+                <w:sz w:val="19"/>
+                <w:szCs w:val="19"/>
+              </w:rPr>
+              <w:t xml:space="preserve">Because... </w:t>
+            </w:r>
+            <w:r>
+              <w:rPr>
+                <w:color w:val="AFBECC"/>
+                <w:sz w:val="19"/>
+                <w:szCs w:val="19"/>
+              </w:rPr>
+              <w:t xml:space="preserve">________________</w:t>
+            </w:r>
+          </w:p>
+          <w:p>
+            <w:pPr>
+              <w:pBdr>
+                <w:bottom w:val="single" w:color="AFBECC" w:sz="6"/>
+              </w:pBdr>
+              <w:spacing w:after="30" w:before="150"/>
+            </w:pPr>
+            <w:r>
+              <w:t xml:space="preserve"/>
+            </w:r>
+          </w:p>
+          <w:p>
+            <w:pPr>
+              <w:spacing w:after="40" w:before="80"/>
+            </w:pPr>
+            <w:r>
+              <w:rPr>
+                <w:b/>
+                <w:bCs/>
+                <w:color w:val="6B4FA0"/>
+                <w:sz w:val="19"/>
+                <w:szCs w:val="19"/>
+              </w:rPr>
+              <w:t xml:space="preserve">Although... </w:t>
+            </w:r>
+            <w:r>
+              <w:rPr>
+                <w:color w:val="AFBECC"/>
+                <w:sz w:val="19"/>
+                <w:szCs w:val="19"/>
+              </w:rPr>
+              <w:t xml:space="preserve">_______________</w:t>
+            </w:r>
+          </w:p>
+          <w:p>
+            <w:pPr>
+              <w:pBdr>
+                <w:bottom w:val="single" w:color="AFBECC" w:sz="6"/>
+              </w:pBdr>
+              <w:spacing w:after="30" w:before="150"/>
+            </w:pPr>
+            <w:r>
+              <w:t xml:space="preserve"/>
+            </w:r>
+          </w:p>
+          <w:p>
+            <w:pPr>
+              <w:spacing w:after="40" w:before="80"/>
+            </w:pPr>
+            <w:r>
+              <w:rPr>
+                <w:b/>
+                <w:bCs/>
+                <w:color w:val="1FA6A2"/>
+                <w:sz w:val="19"/>
+                <w:szCs w:val="19"/>
+              </w:rPr>
+              <w:t xml:space="preserve">Therefore... </w:t>
+            </w:r>
+            <w:r>
+              <w:rPr>
+                <w:color w:val="AFBECC"/>
+                <w:sz w:val="19"/>
+                <w:szCs w:val="19"/>
+              </w:rPr>
+              <w:t xml:space="preserve">______________</w:t>
+            </w:r>
+          </w:p>
+          <w:p>
+            <w:pPr>
+              <w:pBdr>
+                <w:bottom w:val="single" w:color="AFBECC" w:sz="6"/>
+              </w:pBdr>
+              <w:spacing w:after="30" w:before="150"/>
             </w:pPr>
             <w:r>
               <w:t xml:space="preserve"/>
@@ -4190,6 +5077,14 @@
         </w:tc>
       </w:tr>
     </w:tbl>
+    <w:p>
+      <w:pPr>
+        <w:spacing w:after="80"/>
+      </w:pPr>
+      <w:r>
+        <w:t xml:space="preserve"/>
+      </w:r>
+    </w:p>
     <w:p>
       <w:pPr>
         <w:pStyle w:val="Heading2"/>
@@ -4216,120 +5111,258 @@
         <w:t xml:space="preserve">   grade-level practice</w:t>
       </w:r>
     </w:p>
-    <w:p>
-      <w:pPr>
-        <w:keepNext/>
-        <w:spacing w:after="60" w:before="160"/>
-      </w:pPr>
-      <w:r>
-        <w:rPr>
-          <w:b/>
-          <w:bCs/>
-          <w:color w:val="12355B"/>
-          <w:sz w:val="22"/>
-          <w:szCs w:val="22"/>
-        </w:rPr>
-        <w:t xml:space="preserve">3.  </w:t>
-      </w:r>
-      <w:r>
-        <w:rPr>
-          <w:b/>
-          <w:bCs/>
-          <w:sz w:val="21"/>
-          <w:szCs w:val="21"/>
-        </w:rPr>
-        <w:t xml:space="preserve">A warehouse has 2,184 items to pack into boxes of 14. How many boxes are needed?</w:t>
-      </w:r>
-    </w:p>
-    <w:p>
-      <w:pPr>
-        <w:spacing w:after="40"/>
-        <w:ind w:left="420"/>
-      </w:pPr>
-      <w:r>
-        <w:rPr>
-          <w:sz w:val="20"/>
-          <w:szCs w:val="20"/>
-        </w:rPr>
-        <w:t xml:space="preserve">A)  146 boxes</w:t>
-      </w:r>
-    </w:p>
-    <w:p>
-      <w:pPr>
-        <w:spacing w:after="40"/>
-        <w:ind w:left="420"/>
-      </w:pPr>
-      <w:r>
-        <w:rPr>
-          <w:sz w:val="20"/>
-          <w:szCs w:val="20"/>
-        </w:rPr>
-        <w:t xml:space="preserve">B)  155 boxes</w:t>
-      </w:r>
-    </w:p>
-    <w:p>
-      <w:pPr>
-        <w:spacing w:after="40"/>
-        <w:ind w:left="420"/>
-      </w:pPr>
-      <w:r>
-        <w:rPr>
-          <w:sz w:val="20"/>
-          <w:szCs w:val="20"/>
-        </w:rPr>
-        <w:t xml:space="preserve">C)  156 boxes</w:t>
-      </w:r>
-    </w:p>
-    <w:p>
-      <w:pPr>
-        <w:spacing w:after="40"/>
-        <w:ind w:left="420"/>
-      </w:pPr>
-      <w:r>
-        <w:rPr>
-          <w:sz w:val="20"/>
-          <w:szCs w:val="20"/>
-        </w:rPr>
-        <w:t xml:space="preserve">D)  166 boxes</w:t>
-      </w:r>
-    </w:p>
-    <w:p>
-      <w:pPr>
-        <w:spacing w:after="20"/>
-      </w:pPr>
-      <w:r>
-        <w:t xml:space="preserve"/>
-      </w:r>
-    </w:p>
     <w:tbl>
       <w:tblPr>
-        <w:tblW w:type="pct" w:w="100%"/>
+        <w:tblW w:type="dxa" w:w="9360"/>
         <w:tblBorders>
           <w:top w:val="single" w:color="C7D2DD" w:sz="6"/>
           <w:left w:val="single" w:color="C7D2DD" w:sz="6"/>
           <w:bottom w:val="single" w:color="C7D2DD" w:sz="6"/>
           <w:right w:val="single" w:color="C7D2DD" w:sz="6"/>
-          <w:insideH w:val="single" w:color="auto" w:sz="4"/>
-          <w:insideV w:val="single" w:color="auto" w:sz="4"/>
+          <w:insideH w:val="single" w:color="C7D2DD" w:sz="6"/>
+          <w:insideV w:val="single" w:color="C7D2DD" w:sz="6"/>
         </w:tblBorders>
       </w:tblPr>
       <w:tblGrid>
-        <w:gridCol w:w="100"/>
+        <w:gridCol w:w="2800"/>
+        <w:gridCol w:w="3560"/>
+        <w:gridCol w:w="3000"/>
       </w:tblGrid>
       <w:tr>
+        <w:trPr>
+          <w:cantSplit/>
+          <w:tblHeader/>
+        </w:trPr>
         <w:tc>
           <w:tcPr>
+            <w:tcW w:type="dxa" w:w="2800"/>
+            <w:shd w:fill="EEF4F8" w:color="auto" w:val="clear"/>
+            <w:tcMar>
+              <w:top w:type="dxa" w:w="60"/>
+              <w:left w:type="dxa" w:w="100"/>
+              <w:bottom w:type="dxa" w:w="60"/>
+              <w:right w:type="dxa" w:w="100"/>
+            </w:tcMar>
+          </w:tcPr>
+          <w:p>
+            <w:pPr>
+              <w:spacing w:after="0"/>
+            </w:pPr>
+            <w:r>
+              <w:rPr>
+                <w:b/>
+                <w:bCs/>
+                <w:color w:val="12355B"/>
+                <w:sz w:val="16"/>
+                <w:szCs w:val="16"/>
+              </w:rPr>
+              <w:t xml:space="preserve">CORE PROBLEM / GIVEN REPRESENTATION</w:t>
+            </w:r>
+          </w:p>
+        </w:tc>
+        <w:tc>
+          <w:tcPr>
+            <w:tcW w:type="dxa" w:w="3560"/>
+            <w:shd w:fill="EEF4F8" w:color="auto" w:val="clear"/>
+            <w:tcMar>
+              <w:top w:type="dxa" w:w="60"/>
+              <w:left w:type="dxa" w:w="100"/>
+              <w:bottom w:type="dxa" w:w="60"/>
+              <w:right w:type="dxa" w:w="100"/>
+            </w:tcMar>
+          </w:tcPr>
+          <w:p>
+            <w:pPr>
+              <w:spacing w:after="0"/>
+            </w:pPr>
+            <w:r>
+              <w:rPr>
+                <w:b/>
+                <w:bCs/>
+                <w:color w:val="12355B"/>
+                <w:sz w:val="16"/>
+                <w:szCs w:val="16"/>
+              </w:rPr>
+              <w:t xml:space="preserve">WORKING SPACE / CALCULATION STEPS</w:t>
+            </w:r>
+          </w:p>
+        </w:tc>
+        <w:tc>
+          <w:tcPr>
+            <w:tcW w:type="dxa" w:w="3000"/>
             <w:shd w:fill="FBF3E2" w:color="auto" w:val="clear"/>
             <w:tcMar>
               <w:top w:type="dxa" w:w="60"/>
-              <w:left w:type="dxa" w:w="120"/>
+              <w:left w:type="dxa" w:w="100"/>
               <w:bottom w:type="dxa" w:w="60"/>
-              <w:right w:type="dxa" w:w="120"/>
+              <w:right w:type="dxa" w:w="100"/>
             </w:tcMar>
           </w:tcPr>
           <w:p>
             <w:pPr>
-              <w:spacing w:after="0" w:line="320"/>
+              <w:spacing w:after="0"/>
+            </w:pPr>
+            <w:r>
+              <w:rPr>
+                <w:b/>
+                <w:bCs/>
+                <w:color w:val="B97A12"/>
+                <w:sz w:val="16"/>
+                <w:szCs w:val="16"/>
+              </w:rPr>
+              <w:t xml:space="preserve">EXPLAIN YOUR REASONING</w:t>
+            </w:r>
+          </w:p>
+        </w:tc>
+      </w:tr>
+      <w:tr>
+        <w:trPr>
+          <w:cantSplit/>
+        </w:trPr>
+        <w:tc>
+          <w:tcPr>
+            <w:tcW w:type="dxa" w:w="2800"/>
+            <w:tcMar>
+              <w:top w:type="dxa" w:w="80"/>
+              <w:left w:type="dxa" w:w="100"/>
+              <w:bottom w:type="dxa" w:w="80"/>
+              <w:right w:type="dxa" w:w="100"/>
+            </w:tcMar>
+            <w:vAlign w:val="top"/>
+          </w:tcPr>
+          <w:p>
+            <w:pPr>
+              <w:spacing w:after="60"/>
+            </w:pPr>
+            <w:r>
+              <w:rPr>
+                <w:b/>
+                <w:bCs/>
+                <w:color w:val="12355B"/>
+                <w:sz w:val="21"/>
+                <w:szCs w:val="21"/>
+              </w:rPr>
+              <w:t xml:space="preserve">3.  </w:t>
+            </w:r>
+            <w:r>
+              <w:rPr>
+                <w:b/>
+                <w:bCs/>
+                <w:sz w:val="20"/>
+                <w:szCs w:val="20"/>
+              </w:rPr>
+              <w:t xml:space="preserve">A warehouse has 2,184 items to pack into boxes of 14. How many boxes are needed?</w:t>
+            </w:r>
+          </w:p>
+          <w:p>
+            <w:pPr>
+              <w:spacing w:after="30"/>
+              <w:ind w:left="180"/>
+            </w:pPr>
+            <w:r>
+              <w:rPr>
+                <w:sz w:val="19"/>
+                <w:szCs w:val="19"/>
+              </w:rPr>
+              <w:t xml:space="preserve">A)  146 boxes</w:t>
+            </w:r>
+          </w:p>
+          <w:p>
+            <w:pPr>
+              <w:spacing w:after="30"/>
+              <w:ind w:left="180"/>
+            </w:pPr>
+            <w:r>
+              <w:rPr>
+                <w:sz w:val="19"/>
+                <w:szCs w:val="19"/>
+              </w:rPr>
+              <w:t xml:space="preserve">B)  155 boxes</w:t>
+            </w:r>
+          </w:p>
+          <w:p>
+            <w:pPr>
+              <w:spacing w:after="30"/>
+              <w:ind w:left="180"/>
+            </w:pPr>
+            <w:r>
+              <w:rPr>
+                <w:sz w:val="19"/>
+                <w:szCs w:val="19"/>
+              </w:rPr>
+              <w:t xml:space="preserve">C)  156 boxes</w:t>
+            </w:r>
+          </w:p>
+          <w:p>
+            <w:pPr>
+              <w:spacing w:after="30"/>
+              <w:ind w:left="180"/>
+            </w:pPr>
+            <w:r>
+              <w:rPr>
+                <w:sz w:val="19"/>
+                <w:szCs w:val="19"/>
+              </w:rPr>
+              <w:t xml:space="preserve">D)  166 boxes</w:t>
+            </w:r>
+          </w:p>
+        </w:tc>
+        <w:tc>
+          <w:tcPr>
+            <w:tcW w:type="dxa" w:w="3560"/>
+            <w:tcMar>
+              <w:top w:type="dxa" w:w="80"/>
+              <w:left w:type="dxa" w:w="100"/>
+              <w:bottom w:type="dxa" w:w="80"/>
+              <w:right w:type="dxa" w:w="100"/>
+            </w:tcMar>
+            <w:vAlign w:val="top"/>
+          </w:tcPr>
+          <w:p>
+            <w:pPr>
+              <w:spacing w:after="40"/>
+            </w:pPr>
+            <w:r>
+              <w:rPr>
+                <w:b/>
+                <w:bCs/>
+                <w:color w:val="1FA6A2"/>
+                <w:sz w:val="19"/>
+                <w:szCs w:val="19"/>
+              </w:rPr>
+              <w:t xml:space="preserve">Solution:  </w:t>
+            </w:r>
+            <w:r>
+              <w:rPr>
+                <w:b/>
+                <w:bCs/>
+                <w:sz w:val="19"/>
+                <w:szCs w:val="19"/>
+              </w:rPr>
+              <w:t xml:space="preserve">C)  156 boxes</w:t>
+            </w:r>
+          </w:p>
+          <w:p>
+            <w:pPr>
+              <w:spacing w:after="40"/>
+            </w:pPr>
+            <w:r>
+              <w:rPr>
+                <w:i/>
+                <w:iCs/>
+                <w:color w:val="5F6F80"/>
+                <w:sz w:val="18"/>
+                <w:szCs w:val="18"/>
+              </w:rPr>
+              <w:t xml:space="preserve">2,184 ÷ 14 = 156. Check: 14 × 156 = 14 × 150 + 14 × 6 = 2,100 + 84 = 2,184.</w:t>
+            </w:r>
+          </w:p>
+          <w:p>
+            <w:pPr>
+              <w:pBdr>
+                <w:bottom w:val="single" w:color="AFBECC" w:sz="6"/>
+              </w:pBdr>
+              <w:spacing w:after="30" w:before="150"/>
             </w:pPr>
             <w:r>
               <w:t xml:space="preserve"/>
@@ -4337,7 +5370,125 @@
           </w:p>
           <w:p>
             <w:pPr>
-              <w:spacing w:after="0" w:line="320"/>
+              <w:pBdr>
+                <w:bottom w:val="single" w:color="AFBECC" w:sz="6"/>
+              </w:pBdr>
+              <w:spacing w:after="30" w:before="150"/>
+            </w:pPr>
+            <w:r>
+              <w:t xml:space="preserve"/>
+            </w:r>
+          </w:p>
+        </w:tc>
+        <w:tc>
+          <w:tcPr>
+            <w:tcW w:type="dxa" w:w="3000"/>
+            <w:shd w:fill="FBF3E2" w:color="auto" w:val="clear"/>
+            <w:tcMar>
+              <w:top w:type="dxa" w:w="80"/>
+              <w:left w:type="dxa" w:w="100"/>
+              <w:bottom w:type="dxa" w:w="80"/>
+              <w:right w:type="dxa" w:w="100"/>
+            </w:tcMar>
+            <w:vAlign w:val="top"/>
+          </w:tcPr>
+          <w:p>
+            <w:pPr>
+              <w:spacing w:after="40"/>
+            </w:pPr>
+            <w:r>
+              <w:rPr>
+                <w:b/>
+                <w:bCs/>
+                <w:color w:val="12355B"/>
+                <w:sz w:val="19"/>
+                <w:szCs w:val="19"/>
+              </w:rPr>
+              <w:t xml:space="preserve">Because... </w:t>
+            </w:r>
+            <w:r>
+              <w:rPr>
+                <w:color w:val="AFBECC"/>
+                <w:sz w:val="19"/>
+                <w:szCs w:val="19"/>
+              </w:rPr>
+              <w:t xml:space="preserve">________________</w:t>
+            </w:r>
+          </w:p>
+          <w:p>
+            <w:pPr>
+              <w:pBdr>
+                <w:bottom w:val="single" w:color="AFBECC" w:sz="6"/>
+              </w:pBdr>
+              <w:spacing w:after="30" w:before="150"/>
+            </w:pPr>
+            <w:r>
+              <w:t xml:space="preserve"/>
+            </w:r>
+          </w:p>
+          <w:p>
+            <w:pPr>
+              <w:spacing w:after="40" w:before="80"/>
+            </w:pPr>
+            <w:r>
+              <w:rPr>
+                <w:b/>
+                <w:bCs/>
+                <w:color w:val="6B4FA0"/>
+                <w:sz w:val="19"/>
+                <w:szCs w:val="19"/>
+              </w:rPr>
+              <w:t xml:space="preserve">Although... </w:t>
+            </w:r>
+            <w:r>
+              <w:rPr>
+                <w:color w:val="AFBECC"/>
+                <w:sz w:val="19"/>
+                <w:szCs w:val="19"/>
+              </w:rPr>
+              <w:t xml:space="preserve">_______________</w:t>
+            </w:r>
+          </w:p>
+          <w:p>
+            <w:pPr>
+              <w:pBdr>
+                <w:bottom w:val="single" w:color="AFBECC" w:sz="6"/>
+              </w:pBdr>
+              <w:spacing w:after="30" w:before="150"/>
+            </w:pPr>
+            <w:r>
+              <w:t xml:space="preserve"/>
+            </w:r>
+          </w:p>
+          <w:p>
+            <w:pPr>
+              <w:spacing w:after="40" w:before="80"/>
+            </w:pPr>
+            <w:r>
+              <w:rPr>
+                <w:b/>
+                <w:bCs/>
+                <w:color w:val="1FA6A2"/>
+                <w:sz w:val="19"/>
+                <w:szCs w:val="19"/>
+              </w:rPr>
+              <w:t xml:space="preserve">Therefore... </w:t>
+            </w:r>
+            <w:r>
+              <w:rPr>
+                <w:color w:val="AFBECC"/>
+                <w:sz w:val="19"/>
+                <w:szCs w:val="19"/>
+              </w:rPr>
+              <w:t xml:space="preserve">______________</w:t>
+            </w:r>
+          </w:p>
+          <w:p>
+            <w:pPr>
+              <w:pBdr>
+                <w:bottom w:val="single" w:color="AFBECC" w:sz="6"/>
+              </w:pBdr>
+              <w:spacing w:after="30" w:before="150"/>
             </w:pPr>
             <w:r>
               <w:t xml:space="preserve"/>
@@ -4346,6 +5497,14 @@
         </w:tc>
       </w:tr>
     </w:tbl>
+    <w:p>
+      <w:pPr>
+        <w:spacing w:after="80"/>
+      </w:pPr>
+      <w:r>
+        <w:t xml:space="preserve"/>
+      </w:r>
+    </w:p>
     <w:p>
       <w:pPr>
         <w:pStyle w:val="Heading1"/>
@@ -4464,6 +5623,149 @@
         <w:t xml:space="preserve"/>
       </w:r>
     </w:p>
+    <w:p>
+      <w:pPr>
+        <w:spacing w:after="60"/>
+      </w:pPr>
+      <w:r>
+        <w:t xml:space="preserve"/>
+      </w:r>
+    </w:p>
+    <w:tbl>
+      <w:tblPr>
+        <w:tblW w:type="dxa" w:w="9360"/>
+        <w:tblBorders>
+          <w:top w:val="single" w:color="C7D2DD" w:sz="6"/>
+          <w:left w:val="single" w:color="C7D2DD" w:sz="6"/>
+          <w:bottom w:val="single" w:color="C7D2DD" w:sz="6"/>
+          <w:right w:val="single" w:color="C7D2DD" w:sz="6"/>
+          <w:insideH w:val="single" w:color="C7D2DD" w:sz="6"/>
+          <w:insideV w:val="single" w:color="C7D2DD" w:sz="6"/>
+        </w:tblBorders>
+      </w:tblPr>
+      <w:tblGrid>
+        <w:gridCol w:w="3120"/>
+        <w:gridCol w:w="3120"/>
+        <w:gridCol w:w="3120"/>
+      </w:tblGrid>
+      <w:tr>
+        <w:trPr>
+          <w:cantSplit/>
+          <w:tblHeader/>
+        </w:trPr>
+        <w:tc>
+          <w:tcPr>
+            <w:tcW w:type="dxa" w:w="9360"/>
+            <w:gridSpan w:val="3"/>
+            <w:shd w:fill="EEF4F8" w:color="auto" w:val="clear"/>
+            <w:tcMar>
+              <w:top w:type="dxa" w:w="60"/>
+              <w:left w:type="dxa" w:w="100"/>
+              <w:bottom w:type="dxa" w:w="60"/>
+              <w:right w:type="dxa" w:w="100"/>
+            </w:tcMar>
+          </w:tcPr>
+          <w:p>
+            <w:pPr>
+              <w:spacing w:after="0"/>
+            </w:pPr>
+            <w:r>
+              <w:rPr>
+                <w:b/>
+                <w:bCs/>
+                <w:color w:val="12355B"/>
+                <w:sz w:val="18"/>
+                <w:szCs w:val="18"/>
+              </w:rPr>
+              <w:t xml:space="preserve">EXIT CHECK · 3-POINT SELF-ASSESSMENT CHECKLIST</w:t>
+            </w:r>
+          </w:p>
+        </w:tc>
+      </w:tr>
+      <w:tr>
+        <w:trPr>
+          <w:cantSplit/>
+        </w:trPr>
+        <w:tc>
+          <w:tcPr>
+            <w:tcW w:type="dxa" w:w="3120"/>
+            <w:tcMar>
+              <w:top w:type="dxa" w:w="80"/>
+              <w:left w:type="dxa" w:w="100"/>
+              <w:bottom w:type="dxa" w:w="80"/>
+              <w:right w:type="dxa" w:w="100"/>
+            </w:tcMar>
+          </w:tcPr>
+          <w:p>
+            <w:pPr>
+              <w:spacing w:after="0"/>
+            </w:pPr>
+            <w:r>
+              <w:rPr>
+                <w:b/>
+                <w:bCs/>
+                <w:color w:val="1A2733"/>
+                <w:sz w:val="18"/>
+                <w:szCs w:val="18"/>
+              </w:rPr>
+              <w:t xml:space="preserve">☐ 1. Units &amp; Labels Verified</w:t>
+            </w:r>
+          </w:p>
+        </w:tc>
+        <w:tc>
+          <w:tcPr>
+            <w:tcW w:type="dxa" w:w="3120"/>
+            <w:tcMar>
+              <w:top w:type="dxa" w:w="80"/>
+              <w:left w:type="dxa" w:w="100"/>
+              <w:bottom w:type="dxa" w:w="80"/>
+              <w:right w:type="dxa" w:w="100"/>
+            </w:tcMar>
+          </w:tcPr>
+          <w:p>
+            <w:pPr>
+              <w:spacing w:after="0"/>
+            </w:pPr>
+            <w:r>
+              <w:rPr>
+                <w:b/>
+                <w:bCs/>
+                <w:color w:val="1A2733"/>
+                <w:sz w:val="18"/>
+                <w:szCs w:val="18"/>
+              </w:rPr>
+              <w:t xml:space="preserve">☐ 2. Reasoning Stated (Because / Although / Therefore)</w:t>
+            </w:r>
+          </w:p>
+        </w:tc>
+        <w:tc>
+          <w:tcPr>
+            <w:tcW w:type="dxa" w:w="3120"/>
+            <w:tcMar>
+              <w:top w:type="dxa" w:w="80"/>
+              <w:left w:type="dxa" w:w="100"/>
+              <w:bottom w:type="dxa" w:w="80"/>
+              <w:right w:type="dxa" w:w="100"/>
+            </w:tcMar>
+          </w:tcPr>
+          <w:p>
+            <w:pPr>
+              <w:spacing w:after="0"/>
+            </w:pPr>
+            <w:r>
+              <w:rPr>
+                <w:b/>
+                <w:bCs/>
+                <w:color w:val="1A2733"/>
+                <w:sz w:val="18"/>
+                <w:szCs w:val="18"/>
+              </w:rPr>
+              <w:t xml:space="preserve">☐ 3. Calculations Double-Checked</w:t>
+            </w:r>
+          </w:p>
+        </w:tc>
+      </w:tr>
+    </w:tbl>
     <w:p>
       <w:pPr>
         <w:pStyle w:val="Heading1"/>
